--- a/book/docx-por-capitulo/capitulo-26-asistente-voz.docx
+++ b/book/docx-por-capitulo/capitulo-26-asistente-voz.docx
@@ -7,6 +7,7 @@
         <w:pStyle w:val="Endure-ChapterTitle"/>
         <w:keepNext/>
         <w:spacing w:before="480" w:after="240"/>
+        <w:outlineLvl w:val="0"/>
       </w:pPr>
       <w:r>
         <w:rPr>
@@ -26,34 +27,48 @@
         <w:pStyle w:val="Endure-Subhead"/>
         <w:keepNext/>
         <w:spacing w:before="240" w:after="60"/>
+        <w:outlineLvl w:val="1"/>
       </w:pPr>
       <w:r>
+        <w:rPr>
+          <w:sz w:val="24"/>
+        </w:rPr>
         <w:t>Introducción</w:t>
       </w:r>
     </w:p>
     <w:p>
       <w:pPr>
         <w:pStyle w:val="Endure-FirstParagraphBodyText"/>
+        <w:spacing w:before="100" w:after="100"/>
       </w:pPr>
       <w:r>
+        <w:rPr>
+          <w:sz w:val="20"/>
+        </w:rPr>
         <w:t>Un asistente de voz completamente offline: habla, el Jetson escucha, procesa y responde con voz natural. Sin enviar nada a la nube. Sin costos de API. Sin necesidad de conexión a internet.</w:t>
       </w:r>
     </w:p>
     <w:p>
       <w:pPr>
         <w:pStyle w:val="Endure-ChapterBodyText"/>
+        <w:spacing w:before="100" w:after="100"/>
       </w:pPr>
       <w:r>
+        <w:rPr>
+          <w:sz w:val="20"/>
+        </w:rPr>
         <w:t>La clave técnica es la latencia. Un asistente de voz es inútil si tarda 10 segundos en responder. Este capítulo construye el pipeline optimizado para mantener latencia menor a 3 segundos desde que termina de hablar hasta que escucha la respuesta — usando los tres modelos más rápidos disponibles en el Jetson.</w:t>
       </w:r>
     </w:p>
     <w:p>
       <w:pPr>
         <w:pStyle w:val="Endure-ChapterBodyText"/>
+        <w:spacing w:before="100" w:after="100"/>
       </w:pPr>
       <w:r>
         <w:rPr>
           <w:b/>
+          <w:sz w:val="20"/>
         </w:rPr>
         <w:t>Pipeline técnico:</w:t>
       </w:r>
@@ -71,7 +86,7 @@
         <w:tc>
           <w:tcPr>
             <w:tcW w:type="dxa" w:w="8152"/>
-            <w:shd w:val="clear" w:color="auto" w:fill="F2F2F2"/>
+            <w:shd w:val="clear" w:color="auto" w:fill="EAEAEA"/>
             <w:tcBorders>
               <w:left w:val="thick" w:sz="24" w:color="1A5A6A"/>
             </w:tcBorders>
@@ -92,6 +107,7 @@
             <w:r>
               <w:rPr>
                 <w:rFonts w:ascii="Courier New" w:hAnsi="Courier New"/>
+                <w:i/>
                 <w:color w:val="555555"/>
                 <w:sz w:val="16"/>
               </w:rPr>
@@ -109,24 +125,31 @@
     <w:p>
       <w:pPr>
         <w:pStyle w:val="Endure-ChapterBodyText"/>
+        <w:spacing w:before="100" w:after="100"/>
       </w:pPr>
       <w:r>
         <w:rPr>
           <w:b/>
+          <w:sz w:val="20"/>
         </w:rPr>
         <w:t>Por qué piper-tts en lugar de kokoro-tts:</w:t>
       </w:r>
       <w:r>
+        <w:rPr>
+          <w:sz w:val="20"/>
+        </w:rPr>
         <w:t xml:space="preserve"> Para asistentes de voz, la velocidad del TTS importa más que la calidad máxima de audio. piper-tts genera audio en ~200ms (vs ~1-2s de kokoro). La calidad es perfectamente aceptable para conversación.</w:t>
       </w:r>
     </w:p>
     <w:p>
       <w:pPr>
         <w:pStyle w:val="Endure-ChapterBodyText"/>
+        <w:spacing w:before="100" w:after="100"/>
       </w:pPr>
       <w:r>
         <w:rPr>
           <w:b/>
+          <w:sz w:val="20"/>
         </w:rPr>
         <w:t>Prerrequisitos:</w:t>
       </w:r>
@@ -134,74 +157,89 @@
     <w:p>
       <w:pPr>
         <w:pStyle w:val="Endure-ChapterBodyText"/>
-        <w:spacing w:before="20" w:after="20"/>
+        <w:spacing w:before="40" w:after="40"/>
         <w:ind w:left="360" w:hanging="216"/>
       </w:pPr>
       <w:r>
         <w:rPr>
-          <w:sz w:val="18"/>
+          <w:sz w:val="20"/>
         </w:rPr>
         <w:t xml:space="preserve">• </w:t>
       </w:r>
       <w:r>
+        <w:rPr>
+          <w:sz w:val="20"/>
+        </w:rPr>
         <w:t>Capítulo 18 completado (faster-whisper, piper-tts disponibles)</w:t>
       </w:r>
     </w:p>
     <w:p>
       <w:pPr>
         <w:pStyle w:val="Endure-ChapterBodyText"/>
-        <w:spacing w:before="20" w:after="20"/>
+        <w:spacing w:before="40" w:after="40"/>
         <w:ind w:left="360" w:hanging="216"/>
       </w:pPr>
       <w:r>
         <w:rPr>
-          <w:sz w:val="18"/>
+          <w:sz w:val="20"/>
         </w:rPr>
         <w:t xml:space="preserve">• </w:t>
       </w:r>
       <w:r>
+        <w:rPr>
+          <w:sz w:val="20"/>
+        </w:rPr>
         <w:t xml:space="preserve">Ollama con </w:t>
       </w:r>
       <w:r>
         <w:rPr>
           <w:rFonts w:ascii="Courier New" w:hAnsi="Courier New"/>
-          <w:sz w:val="17"/>
+          <w:sz w:val="16"/>
         </w:rPr>
         <w:t>qwen3:7b</w:t>
       </w:r>
       <w:r>
+        <w:rPr>
+          <w:sz w:val="20"/>
+        </w:rPr>
         <w:t xml:space="preserve"> instalado</w:t>
       </w:r>
     </w:p>
     <w:p>
       <w:pPr>
         <w:pStyle w:val="Endure-ChapterBodyText"/>
-        <w:spacing w:before="20" w:after="20"/>
+        <w:spacing w:before="40" w:after="40"/>
         <w:ind w:left="360" w:hanging="216"/>
       </w:pPr>
       <w:r>
         <w:rPr>
-          <w:sz w:val="18"/>
+          <w:sz w:val="20"/>
         </w:rPr>
         <w:t xml:space="preserve">• </w:t>
       </w:r>
       <w:r>
+        <w:rPr>
+          <w:sz w:val="20"/>
+        </w:rPr>
         <w:t>Micrófono USB conectado al Jetson</w:t>
       </w:r>
     </w:p>
     <w:p>
       <w:pPr>
         <w:pStyle w:val="Endure-ChapterBodyText"/>
-        <w:spacing w:before="20" w:after="20"/>
+        <w:spacing w:before="40" w:after="40"/>
         <w:ind w:left="360" w:hanging="216"/>
       </w:pPr>
       <w:r>
         <w:rPr>
-          <w:sz w:val="18"/>
+          <w:sz w:val="20"/>
         </w:rPr>
         <w:t xml:space="preserve">• </w:t>
       </w:r>
       <w:r>
+        <w:rPr>
+          <w:sz w:val="20"/>
+        </w:rPr>
         <w:t>Speaker USB o jack de audio</w:t>
       </w:r>
     </w:p>
@@ -213,10 +251,12 @@
     <w:p>
       <w:pPr>
         <w:pStyle w:val="Endure-ChapterBodyText"/>
+        <w:spacing w:before="100" w:after="100"/>
       </w:pPr>
       <w:r>
         <w:rPr>
           <w:b/>
+          <w:sz w:val="20"/>
         </w:rPr>
         <w:t>Latencia objetivo por componente:</w:t>
       </w:r>
@@ -224,79 +264,96 @@
     <w:p>
       <w:pPr>
         <w:pStyle w:val="Endure-ChapterBodyText"/>
-        <w:spacing w:before="20" w:after="20"/>
+        <w:spacing w:before="40" w:after="40"/>
         <w:ind w:left="360" w:hanging="216"/>
       </w:pPr>
       <w:r>
         <w:rPr>
-          <w:sz w:val="18"/>
+          <w:sz w:val="20"/>
         </w:rPr>
         <w:t xml:space="preserve">• </w:t>
       </w:r>
       <w:r>
+        <w:rPr>
+          <w:sz w:val="20"/>
+        </w:rPr>
         <w:t>STT (faster-whisper, modelo small): ~400ms para frases cortas</w:t>
       </w:r>
     </w:p>
     <w:p>
       <w:pPr>
         <w:pStyle w:val="Endure-ChapterBodyText"/>
-        <w:spacing w:before="20" w:after="20"/>
+        <w:spacing w:before="40" w:after="40"/>
         <w:ind w:left="360" w:hanging="216"/>
       </w:pPr>
       <w:r>
         <w:rPr>
-          <w:sz w:val="18"/>
+          <w:sz w:val="20"/>
         </w:rPr>
         <w:t xml:space="preserve">• </w:t>
       </w:r>
       <w:r>
+        <w:rPr>
+          <w:sz w:val="20"/>
+        </w:rPr>
         <w:t>LLM (qwen3:7b, respuesta breve): ~800–1200ms</w:t>
       </w:r>
     </w:p>
     <w:p>
       <w:pPr>
         <w:pStyle w:val="Endure-ChapterBodyText"/>
-        <w:spacing w:before="20" w:after="20"/>
+        <w:spacing w:before="40" w:after="40"/>
         <w:ind w:left="360" w:hanging="216"/>
       </w:pPr>
       <w:r>
         <w:rPr>
-          <w:sz w:val="18"/>
+          <w:sz w:val="20"/>
         </w:rPr>
         <w:t xml:space="preserve">• </w:t>
       </w:r>
       <w:r>
+        <w:rPr>
+          <w:sz w:val="20"/>
+        </w:rPr>
         <w:t>TTS (piper-tts): ~200ms</w:t>
       </w:r>
     </w:p>
     <w:p>
       <w:pPr>
         <w:pStyle w:val="Endure-ChapterBodyText"/>
-        <w:spacing w:before="20" w:after="20"/>
+        <w:spacing w:before="40" w:after="40"/>
         <w:ind w:left="360" w:hanging="216"/>
       </w:pPr>
       <w:r>
         <w:rPr>
-          <w:sz w:val="18"/>
+          <w:sz w:val="20"/>
         </w:rPr>
         <w:t xml:space="preserve">• </w:t>
       </w:r>
       <w:r>
         <w:rPr>
           <w:b/>
+          <w:sz w:val="20"/>
         </w:rPr>
         <w:t>Total: ~1.5–2 segundos</w:t>
       </w:r>
       <w:r>
+        <w:rPr>
+          <w:sz w:val="20"/>
+        </w:rPr>
         <w:t xml:space="preserve"> (frases cortas) a </w:t>
       </w:r>
       <w:r>
         <w:rPr>
           <w:b/>
+          <w:sz w:val="20"/>
         </w:rPr>
         <w:t>~3 segundos</w:t>
       </w:r>
       <w:r>
+        <w:rPr>
+          <w:sz w:val="20"/>
+        </w:rPr>
         <w:t xml:space="preserve"> (respuestas largas)</w:t>
       </w:r>
     </w:p>
@@ -308,14 +365,19 @@
     <w:p>
       <w:pPr>
         <w:pStyle w:val="Endure-ChapterBodyText"/>
+        <w:spacing w:before="100" w:after="100"/>
       </w:pPr>
       <w:r>
         <w:rPr>
           <w:b/>
+          <w:sz w:val="20"/>
         </w:rPr>
         <w:t>Modo de energía:</w:t>
       </w:r>
       <w:r>
+        <w:rPr>
+          <w:sz w:val="20"/>
+        </w:rPr>
         <w:t xml:space="preserve"> 30W (3 modelos pequeños coexistiendo — ~13 GB total, bien dentro de los 64 GB)</w:t>
       </w:r>
     </w:p>
@@ -324,8 +386,12 @@
         <w:pStyle w:val="Endure-Subhead"/>
         <w:keepNext/>
         <w:spacing w:before="240" w:after="60"/>
+        <w:outlineLvl w:val="1"/>
       </w:pPr>
       <w:r>
+        <w:rPr>
+          <w:sz w:val="24"/>
+        </w:rPr>
         <w:t>24.1 Prerrequisito — Verificación de Hardware de Audio</w:t>
       </w:r>
     </w:p>
@@ -342,7 +408,7 @@
         <w:tc>
           <w:tcPr>
             <w:tcW w:type="dxa" w:w="8152"/>
-            <w:shd w:val="clear" w:color="auto" w:fill="F2F2F2"/>
+            <w:shd w:val="clear" w:color="auto" w:fill="EAEAEA"/>
             <w:tcBorders>
               <w:left w:val="thick" w:sz="24" w:color="1A5A6A"/>
             </w:tcBorders>
@@ -380,6 +446,7 @@
             <w:r>
               <w:rPr>
                 <w:rFonts w:ascii="Courier New" w:hAnsi="Courier New"/>
+                <w:i/>
                 <w:color w:val="555555"/>
                 <w:sz w:val="16"/>
               </w:rPr>
@@ -407,7 +474,7 @@
         <w:tc>
           <w:tcPr>
             <w:tcW w:type="dxa" w:w="8152"/>
-            <w:shd w:val="clear" w:color="auto" w:fill="F2F2F2"/>
+            <w:shd w:val="clear" w:color="auto" w:fill="EAEAEA"/>
             <w:tcBorders>
               <w:left w:val="thick" w:sz="24" w:color="1A5A6A"/>
             </w:tcBorders>
@@ -445,6 +512,7 @@
             <w:r>
               <w:rPr>
                 <w:rFonts w:ascii="Courier New" w:hAnsi="Courier New"/>
+                <w:i/>
                 <w:color w:val="555555"/>
                 <w:sz w:val="16"/>
               </w:rPr>
@@ -461,6 +529,7 @@
             <w:r>
               <w:rPr>
                 <w:rFonts w:ascii="Courier New" w:hAnsi="Courier New"/>
+                <w:i/>
                 <w:color w:val="555555"/>
                 <w:sz w:val="16"/>
               </w:rPr>
@@ -477,6 +546,7 @@
             <w:r>
               <w:rPr>
                 <w:rFonts w:ascii="Courier New" w:hAnsi="Courier New"/>
+                <w:i/>
                 <w:color w:val="555555"/>
                 <w:sz w:val="16"/>
               </w:rPr>
@@ -493,6 +563,7 @@
             <w:r>
               <w:rPr>
                 <w:rFonts w:ascii="Courier New" w:hAnsi="Courier New"/>
+                <w:i/>
                 <w:color w:val="555555"/>
                 <w:sz w:val="16"/>
               </w:rPr>
@@ -520,7 +591,7 @@
         <w:tc>
           <w:tcPr>
             <w:tcW w:type="dxa" w:w="8152"/>
-            <w:shd w:val="clear" w:color="auto" w:fill="F2F2F2"/>
+            <w:shd w:val="clear" w:color="auto" w:fill="EAEAEA"/>
             <w:tcBorders>
               <w:left w:val="thick" w:sz="24" w:color="1A5A6A"/>
             </w:tcBorders>
@@ -558,6 +629,7 @@
             <w:r>
               <w:rPr>
                 <w:rFonts w:ascii="Courier New" w:hAnsi="Courier New"/>
+                <w:i/>
                 <w:color w:val="555555"/>
                 <w:sz w:val="16"/>
               </w:rPr>
@@ -585,7 +657,7 @@
         <w:tc>
           <w:tcPr>
             <w:tcW w:type="dxa" w:w="8152"/>
-            <w:shd w:val="clear" w:color="auto" w:fill="F2F2F2"/>
+            <w:shd w:val="clear" w:color="auto" w:fill="EAEAEA"/>
             <w:tcBorders>
               <w:left w:val="thick" w:sz="24" w:color="1A5A6A"/>
             </w:tcBorders>
@@ -623,6 +695,7 @@
             <w:r>
               <w:rPr>
                 <w:rFonts w:ascii="Courier New" w:hAnsi="Courier New"/>
+                <w:i/>
                 <w:color w:val="555555"/>
                 <w:sz w:val="16"/>
               </w:rPr>
@@ -639,6 +712,7 @@
             <w:r>
               <w:rPr>
                 <w:rFonts w:ascii="Courier New" w:hAnsi="Courier New"/>
+                <w:i/>
                 <w:color w:val="555555"/>
                 <w:sz w:val="16"/>
               </w:rPr>
@@ -666,7 +740,7 @@
         <w:tc>
           <w:tcPr>
             <w:tcW w:type="dxa" w:w="8152"/>
-            <w:shd w:val="clear" w:color="auto" w:fill="F2F2F2"/>
+            <w:shd w:val="clear" w:color="auto" w:fill="EAEAEA"/>
             <w:tcBorders>
               <w:left w:val="thick" w:sz="24" w:color="1A5A6A"/>
             </w:tcBorders>
@@ -739,8 +813,12 @@
         <w:pStyle w:val="Endure-Subhead"/>
         <w:keepNext/>
         <w:spacing w:before="240" w:after="60"/>
+        <w:outlineLvl w:val="1"/>
       </w:pPr>
       <w:r>
+        <w:rPr>
+          <w:sz w:val="24"/>
+        </w:rPr>
         <w:t>24.2 Prerrequisito — Iniciar los Servicios</w:t>
       </w:r>
     </w:p>
@@ -757,7 +835,7 @@
         <w:tc>
           <w:tcPr>
             <w:tcW w:type="dxa" w:w="8152"/>
-            <w:shd w:val="clear" w:color="auto" w:fill="F2F2F2"/>
+            <w:shd w:val="clear" w:color="auto" w:fill="EAEAEA"/>
             <w:tcBorders>
               <w:left w:val="thick" w:sz="24" w:color="1A5A6A"/>
             </w:tcBorders>
@@ -795,6 +873,7 @@
             <w:r>
               <w:rPr>
                 <w:rFonts w:ascii="Courier New" w:hAnsi="Courier New"/>
+                <w:i/>
                 <w:color w:val="555555"/>
                 <w:sz w:val="16"/>
               </w:rPr>
@@ -811,6 +890,7 @@
             <w:r>
               <w:rPr>
                 <w:rFonts w:ascii="Courier New" w:hAnsi="Courier New"/>
+                <w:i/>
                 <w:color w:val="555555"/>
                 <w:sz w:val="16"/>
               </w:rPr>
@@ -875,6 +955,7 @@
             <w:r>
               <w:rPr>
                 <w:rFonts w:ascii="Courier New" w:hAnsi="Courier New"/>
+                <w:i/>
                 <w:color w:val="555555"/>
                 <w:sz w:val="16"/>
               </w:rPr>
@@ -891,6 +972,7 @@
             <w:r>
               <w:rPr>
                 <w:rFonts w:ascii="Courier New" w:hAnsi="Courier New"/>
+                <w:i/>
                 <w:color w:val="555555"/>
                 <w:sz w:val="16"/>
               </w:rPr>
@@ -907,6 +989,7 @@
             <w:r>
               <w:rPr>
                 <w:rFonts w:ascii="Courier New" w:hAnsi="Courier New"/>
+                <w:i/>
                 <w:color w:val="555555"/>
                 <w:sz w:val="16"/>
               </w:rPr>
@@ -923,6 +1006,7 @@
             <w:r>
               <w:rPr>
                 <w:rFonts w:ascii="Courier New" w:hAnsi="Courier New"/>
+                <w:i/>
                 <w:color w:val="555555"/>
                 <w:sz w:val="16"/>
               </w:rPr>
@@ -939,6 +1023,7 @@
             <w:r>
               <w:rPr>
                 <w:rFonts w:ascii="Courier New" w:hAnsi="Courier New"/>
+                <w:i/>
                 <w:color w:val="555555"/>
                 <w:sz w:val="16"/>
               </w:rPr>
@@ -955,6 +1040,7 @@
             <w:r>
               <w:rPr>
                 <w:rFonts w:ascii="Courier New" w:hAnsi="Courier New"/>
+                <w:i/>
                 <w:color w:val="555555"/>
                 <w:sz w:val="16"/>
               </w:rPr>
@@ -971,6 +1057,7 @@
             <w:r>
               <w:rPr>
                 <w:rFonts w:ascii="Courier New" w:hAnsi="Courier New"/>
+                <w:i/>
                 <w:color w:val="555555"/>
                 <w:sz w:val="16"/>
               </w:rPr>
@@ -1035,6 +1122,7 @@
             <w:r>
               <w:rPr>
                 <w:rFonts w:ascii="Courier New" w:hAnsi="Courier New"/>
+                <w:i/>
                 <w:color w:val="555555"/>
                 <w:sz w:val="16"/>
               </w:rPr>
@@ -1051,6 +1139,7 @@
             <w:r>
               <w:rPr>
                 <w:rFonts w:ascii="Courier New" w:hAnsi="Courier New"/>
+                <w:i/>
                 <w:color w:val="555555"/>
                 <w:sz w:val="16"/>
               </w:rPr>
@@ -1067,6 +1156,7 @@
             <w:r>
               <w:rPr>
                 <w:rFonts w:ascii="Courier New" w:hAnsi="Courier New"/>
+                <w:i/>
                 <w:color w:val="555555"/>
                 <w:sz w:val="16"/>
               </w:rPr>
@@ -1083,6 +1173,7 @@
             <w:r>
               <w:rPr>
                 <w:rFonts w:ascii="Courier New" w:hAnsi="Courier New"/>
+                <w:i/>
                 <w:color w:val="555555"/>
                 <w:sz w:val="16"/>
               </w:rPr>
@@ -1147,6 +1238,7 @@
             <w:r>
               <w:rPr>
                 <w:rFonts w:ascii="Courier New" w:hAnsi="Courier New"/>
+                <w:i/>
                 <w:color w:val="555555"/>
                 <w:sz w:val="16"/>
               </w:rPr>
@@ -1196,6 +1288,7 @@
             <w:r>
               <w:rPr>
                 <w:rFonts w:ascii="Courier New" w:hAnsi="Courier New"/>
+                <w:i/>
                 <w:color w:val="555555"/>
                 <w:sz w:val="16"/>
               </w:rPr>
@@ -1260,6 +1353,7 @@
             <w:r>
               <w:rPr>
                 <w:rFonts w:ascii="Courier New" w:hAnsi="Courier New"/>
+                <w:i/>
                 <w:color w:val="555555"/>
                 <w:sz w:val="16"/>
               </w:rPr>
@@ -1276,6 +1370,7 @@
             <w:r>
               <w:rPr>
                 <w:rFonts w:ascii="Courier New" w:hAnsi="Courier New"/>
+                <w:i/>
                 <w:color w:val="555555"/>
                 <w:sz w:val="16"/>
               </w:rPr>
@@ -1311,8 +1406,12 @@
         <w:pStyle w:val="Endure-Subhead"/>
         <w:keepNext/>
         <w:spacing w:before="240" w:after="60"/>
+        <w:outlineLvl w:val="1"/>
       </w:pPr>
       <w:r>
+        <w:rPr>
+          <w:sz w:val="24"/>
+        </w:rPr>
         <w:t>24.3 Módulo VAD — Detección de Actividad de Voz</w:t>
       </w:r>
     </w:p>
@@ -1329,7 +1428,7 @@
         <w:tc>
           <w:tcPr>
             <w:tcW w:type="dxa" w:w="8152"/>
-            <w:shd w:val="clear" w:color="auto" w:fill="F2F2F2"/>
+            <w:shd w:val="clear" w:color="auto" w:fill="EAEAEA"/>
             <w:tcBorders>
               <w:left w:val="thick" w:sz="24" w:color="1A5A6A"/>
             </w:tcBorders>
@@ -1350,7 +1449,8 @@
             <w:r>
               <w:rPr>
                 <w:rFonts w:ascii="Courier New" w:hAnsi="Courier New"/>
-                <w:color w:val="1A1A1A"/>
+                <w:i/>
+                <w:color w:val="888888"/>
                 <w:sz w:val="16"/>
               </w:rPr>
               <w:t># voice_assistant/vad.py</w:t>
@@ -1795,7 +1895,8 @@
             <w:r>
               <w:rPr>
                 <w:rFonts w:ascii="Courier New" w:hAnsi="Courier New"/>
-                <w:color w:val="1A1A1A"/>
+                <w:i/>
+                <w:color w:val="888888"/>
                 <w:sz w:val="16"/>
               </w:rPr>
               <w:t xml:space="preserve">        # Buffer circular de frames para capturar contexto pre-voz</w:t>
@@ -2531,7 +2632,8 @@
             <w:r>
               <w:rPr>
                 <w:rFonts w:ascii="Courier New" w:hAnsi="Courier New"/>
-                <w:color w:val="1A1A1A"/>
+                <w:i/>
+                <w:color w:val="888888"/>
                 <w:sz w:val="16"/>
               </w:rPr>
               <w:t xml:space="preserve">                    # Activar si la mayoría de los últimos frames son voz</w:t>
@@ -3046,8 +3148,12 @@
         <w:pStyle w:val="Endure-Subhead"/>
         <w:keepNext/>
         <w:spacing w:before="240" w:after="60"/>
+        <w:outlineLvl w:val="1"/>
       </w:pPr>
       <w:r>
+        <w:rPr>
+          <w:sz w:val="24"/>
+        </w:rPr>
         <w:t>24.4 Módulo STT — Speech-to-Text</w:t>
       </w:r>
     </w:p>
@@ -3097,7 +3203,7 @@
             <w:r>
               <w:rPr>
                 <w:rFonts w:ascii="Courier New" w:hAnsi="Courier New"/>
-                <w:sz w:val="17"/>
+                <w:sz w:val="16"/>
               </w:rPr>
               <w:t>faster-whisper</w:t>
             </w:r>
@@ -3107,7 +3213,7 @@
             <w:r>
               <w:rPr>
                 <w:rFonts w:ascii="Courier New" w:hAnsi="Courier New"/>
-                <w:sz w:val="17"/>
+                <w:sz w:val="16"/>
               </w:rPr>
               <w:t>nvidia/riva-speech</w:t>
             </w:r>
@@ -3136,7 +3242,7 @@
         <w:tc>
           <w:tcPr>
             <w:tcW w:type="dxa" w:w="8152"/>
-            <w:shd w:val="clear" w:color="auto" w:fill="F2F2F2"/>
+            <w:shd w:val="clear" w:color="auto" w:fill="EAEAEA"/>
             <w:tcBorders>
               <w:left w:val="thick" w:sz="24" w:color="1A5A6A"/>
             </w:tcBorders>
@@ -3157,7 +3263,8 @@
             <w:r>
               <w:rPr>
                 <w:rFonts w:ascii="Courier New" w:hAnsi="Courier New"/>
-                <w:color w:val="1A1A1A"/>
+                <w:i/>
+                <w:color w:val="888888"/>
                 <w:sz w:val="16"/>
               </w:rPr>
               <w:t># voice_assistant/stt.py</w:t>
@@ -4050,8 +4157,12 @@
         <w:pStyle w:val="Endure-Subhead"/>
         <w:keepNext/>
         <w:spacing w:before="240" w:after="60"/>
+        <w:outlineLvl w:val="1"/>
       </w:pPr>
       <w:r>
+        <w:rPr>
+          <w:sz w:val="24"/>
+        </w:rPr>
         <w:t>24.5 Módulo LLM — Procesamiento de Lenguaje Natural</w:t>
       </w:r>
     </w:p>
@@ -4068,7 +4179,7 @@
         <w:tc>
           <w:tcPr>
             <w:tcW w:type="dxa" w:w="8152"/>
-            <w:shd w:val="clear" w:color="auto" w:fill="F2F2F2"/>
+            <w:shd w:val="clear" w:color="auto" w:fill="EAEAEA"/>
             <w:tcBorders>
               <w:left w:val="thick" w:sz="24" w:color="1A5A6A"/>
             </w:tcBorders>
@@ -4089,7 +4200,8 @@
             <w:r>
               <w:rPr>
                 <w:rFonts w:ascii="Courier New" w:hAnsi="Courier New"/>
-                <w:color w:val="1A1A1A"/>
+                <w:i/>
+                <w:color w:val="888888"/>
                 <w:sz w:val="16"/>
               </w:rPr>
               <w:t># voice_assistant/llm.py</w:t>
@@ -4629,7 +4741,8 @@
             <w:r>
               <w:rPr>
                 <w:rFonts w:ascii="Courier New" w:hAnsi="Courier New"/>
-                <w:color w:val="1A1A1A"/>
+                <w:i/>
+                <w:color w:val="888888"/>
                 <w:sz w:val="16"/>
               </w:rPr>
               <w:t xml:space="preserve">        # Limitar historial para no sobrecargar el contexto</w:t>
@@ -4885,7 +4998,8 @@
             <w:r>
               <w:rPr>
                 <w:rFonts w:ascii="Courier New" w:hAnsi="Courier New"/>
-                <w:color w:val="1A1A1A"/>
+                <w:i/>
+                <w:color w:val="888888"/>
                 <w:sz w:val="16"/>
               </w:rPr>
               <w:t xml:space="preserve">        # Mantener el historial dentro del límite</w:t>
@@ -5048,8 +5162,12 @@
         <w:pStyle w:val="Endure-Subhead"/>
         <w:keepNext/>
         <w:spacing w:before="240" w:after="60"/>
+        <w:outlineLvl w:val="1"/>
       </w:pPr>
       <w:r>
+        <w:rPr>
+          <w:sz w:val="24"/>
+        </w:rPr>
         <w:t>24.6 Módulo TTS — Texto a Voz</w:t>
       </w:r>
     </w:p>
@@ -5066,7 +5184,7 @@
         <w:tc>
           <w:tcPr>
             <w:tcW w:type="dxa" w:w="8152"/>
-            <w:shd w:val="clear" w:color="auto" w:fill="F2F2F2"/>
+            <w:shd w:val="clear" w:color="auto" w:fill="EAEAEA"/>
             <w:tcBorders>
               <w:left w:val="thick" w:sz="24" w:color="1A5A6A"/>
             </w:tcBorders>
@@ -5087,7 +5205,8 @@
             <w:r>
               <w:rPr>
                 <w:rFonts w:ascii="Courier New" w:hAnsi="Courier New"/>
-                <w:color w:val="1A1A1A"/>
+                <w:i/>
+                <w:color w:val="888888"/>
                 <w:sz w:val="16"/>
               </w:rPr>
               <w:t># voice_assistant/tts.py</w:t>
@@ -5753,7 +5872,8 @@
             <w:r>
               <w:rPr>
                 <w:rFonts w:ascii="Courier New" w:hAnsi="Courier New"/>
-                <w:color w:val="1A1A1A"/>
+                <w:i/>
+                <w:color w:val="888888"/>
                 <w:sz w:val="16"/>
               </w:rPr>
               <w:t xml:space="preserve">        # Solicitar síntesis</w:t>
@@ -5993,7 +6113,8 @@
             <w:r>
               <w:rPr>
                 <w:rFonts w:ascii="Courier New" w:hAnsi="Courier New"/>
-                <w:color w:val="1A1A1A"/>
+                <w:i/>
+                <w:color w:val="888888"/>
                 <w:sz w:val="16"/>
               </w:rPr>
               <w:t xml:space="preserve">        # Reproducir audio</w:t>
@@ -6121,7 +6242,8 @@
             <w:r>
               <w:rPr>
                 <w:rFonts w:ascii="Courier New" w:hAnsi="Courier New"/>
-                <w:color w:val="1A1A1A"/>
+                <w:i/>
+                <w:color w:val="888888"/>
                 <w:sz w:val="16"/>
               </w:rPr>
               <w:t xml:space="preserve">        # Fallback: usar espeak si piper falla</w:t>
@@ -6236,8 +6358,12 @@
         <w:pStyle w:val="Endure-Subhead"/>
         <w:keepNext/>
         <w:spacing w:before="240" w:after="60"/>
+        <w:outlineLvl w:val="1"/>
       </w:pPr>
       <w:r>
+        <w:rPr>
+          <w:sz w:val="24"/>
+        </w:rPr>
         <w:t>24.7 Orquestador Principal del Asistente</w:t>
       </w:r>
     </w:p>
@@ -6254,7 +6380,7 @@
         <w:tc>
           <w:tcPr>
             <w:tcW w:type="dxa" w:w="8152"/>
-            <w:shd w:val="clear" w:color="auto" w:fill="F2F2F2"/>
+            <w:shd w:val="clear" w:color="auto" w:fill="EAEAEA"/>
             <w:tcBorders>
               <w:left w:val="thick" w:sz="24" w:color="1A5A6A"/>
             </w:tcBorders>
@@ -6275,7 +6401,8 @@
             <w:r>
               <w:rPr>
                 <w:rFonts w:ascii="Courier New" w:hAnsi="Courier New"/>
-                <w:color w:val="1A1A1A"/>
+                <w:i/>
+                <w:color w:val="888888"/>
                 <w:sz w:val="16"/>
               </w:rPr>
               <w:t># voice_assistant.py</w:t>
@@ -6878,7 +7005,8 @@
             <w:r>
               <w:rPr>
                 <w:rFonts w:ascii="Courier New" w:hAnsi="Courier New"/>
-                <w:color w:val="1A1A1A"/>
+                <w:i/>
+                <w:color w:val="888888"/>
                 <w:sz w:val="16"/>
               </w:rPr>
               <w:t xml:space="preserve">    # Verificar voces disponibles</w:t>
@@ -7022,7 +7150,8 @@
             <w:r>
               <w:rPr>
                 <w:rFonts w:ascii="Courier New" w:hAnsi="Courier New"/>
-                <w:color w:val="1A1A1A"/>
+                <w:i/>
+                <w:color w:val="888888"/>
                 <w:sz w:val="16"/>
               </w:rPr>
               <w:t xml:space="preserve">    # Iniciar mensaje de bienvenida</w:t>
@@ -7102,7 +7231,8 @@
             <w:r>
               <w:rPr>
                 <w:rFonts w:ascii="Courier New" w:hAnsi="Courier New"/>
-                <w:color w:val="1A1A1A"/>
+                <w:i/>
+                <w:color w:val="888888"/>
                 <w:sz w:val="16"/>
               </w:rPr>
               <w:t xml:space="preserve">    # Inicializar componentes</w:t>
@@ -7198,7 +7328,8 @@
             <w:r>
               <w:rPr>
                 <w:rFonts w:ascii="Courier New" w:hAnsi="Courier New"/>
-                <w:color w:val="1A1A1A"/>
+                <w:i/>
+                <w:color w:val="888888"/>
                 <w:sz w:val="16"/>
               </w:rPr>
               <w:t xml:space="preserve">            # 1. Capturar audio con VAD</w:t>
@@ -7294,7 +7425,8 @@
             <w:r>
               <w:rPr>
                 <w:rFonts w:ascii="Courier New" w:hAnsi="Courier New"/>
-                <w:color w:val="1A1A1A"/>
+                <w:i/>
+                <w:color w:val="888888"/>
                 <w:sz w:val="16"/>
               </w:rPr>
               <w:t xml:space="preserve">            # 2. STT — Transcribir</w:t>
@@ -7486,7 +7618,8 @@
             <w:r>
               <w:rPr>
                 <w:rFonts w:ascii="Courier New" w:hAnsi="Courier New"/>
-                <w:color w:val="1A1A1A"/>
+                <w:i/>
+                <w:color w:val="888888"/>
                 <w:sz w:val="16"/>
               </w:rPr>
               <w:t xml:space="preserve">            # Verificar comandos especiales</w:t>
@@ -7742,7 +7875,8 @@
             <w:r>
               <w:rPr>
                 <w:rFonts w:ascii="Courier New" w:hAnsi="Courier New"/>
-                <w:color w:val="1A1A1A"/>
+                <w:i/>
+                <w:color w:val="888888"/>
                 <w:sz w:val="16"/>
               </w:rPr>
               <w:t xml:space="preserve">            # 3. LLM — Generar respuesta</w:t>
@@ -7822,7 +7956,8 @@
             <w:r>
               <w:rPr>
                 <w:rFonts w:ascii="Courier New" w:hAnsi="Courier New"/>
-                <w:color w:val="1A1A1A"/>
+                <w:i/>
+                <w:color w:val="888888"/>
                 <w:sz w:val="16"/>
               </w:rPr>
               <w:t xml:space="preserve">            # 4. TTS — Sintetizar y reproducir</w:t>
@@ -8119,7 +8254,7 @@
         <w:tc>
           <w:tcPr>
             <w:tcW w:type="dxa" w:w="8152"/>
-            <w:shd w:val="clear" w:color="auto" w:fill="F2F2F2"/>
+            <w:shd w:val="clear" w:color="auto" w:fill="EAEAEA"/>
             <w:tcBorders>
               <w:left w:val="thick" w:sz="24" w:color="1A5A6A"/>
             </w:tcBorders>
@@ -8190,7 +8325,7 @@
             <w:r>
               <w:rPr>
                 <w:rFonts w:ascii="Courier New" w:hAnsi="Courier New"/>
-                <w:color w:val="555555"/>
+                <w:color w:val="1A1A1A"/>
                 <w:sz w:val="16"/>
               </w:rPr>
               <w:t>touch ~/projects/voice-assistant/voice_assistant/__init__.py</w:t>
@@ -8321,8 +8456,12 @@
         <w:pStyle w:val="Endure-Subhead"/>
         <w:keepNext/>
         <w:spacing w:before="240" w:after="60"/>
+        <w:outlineLvl w:val="1"/>
       </w:pPr>
       <w:r>
+        <w:rPr>
+          <w:sz w:val="24"/>
+        </w:rPr>
         <w:t>24.8 Benchmarking de Latencia</w:t>
       </w:r>
     </w:p>
@@ -8339,7 +8478,7 @@
         <w:tc>
           <w:tcPr>
             <w:tcW w:type="dxa" w:w="8152"/>
-            <w:shd w:val="clear" w:color="auto" w:fill="F2F2F2"/>
+            <w:shd w:val="clear" w:color="auto" w:fill="EAEAEA"/>
             <w:tcBorders>
               <w:left w:val="thick" w:sz="24" w:color="1A5A6A"/>
             </w:tcBorders>
@@ -8360,7 +8499,8 @@
             <w:r>
               <w:rPr>
                 <w:rFonts w:ascii="Courier New" w:hAnsi="Courier New"/>
-                <w:color w:val="1A1A1A"/>
+                <w:i/>
+                <w:color w:val="888888"/>
                 <w:sz w:val="16"/>
               </w:rPr>
               <w:t># benchmark_latencia.py — medir la latencia real del pipeline</w:t>
@@ -8454,7 +8594,8 @@
             <w:r>
               <w:rPr>
                 <w:rFonts w:ascii="Courier New" w:hAnsi="Courier New"/>
-                <w:color w:val="1A1A1A"/>
+                <w:i/>
+                <w:color w:val="888888"/>
                 <w:sz w:val="16"/>
               </w:rPr>
               <w:t># STT Benchmark</w:t>
@@ -8502,7 +8643,8 @@
             <w:r>
               <w:rPr>
                 <w:rFonts w:ascii="Courier New" w:hAnsi="Courier New"/>
-                <w:color w:val="1A1A1A"/>
+                <w:i/>
+                <w:color w:val="888888"/>
                 <w:sz w:val="16"/>
               </w:rPr>
               <w:t># Crear audio de silencio de 2 segundos como test</w:t>
@@ -8772,7 +8914,8 @@
             <w:r>
               <w:rPr>
                 <w:rFonts w:ascii="Courier New" w:hAnsi="Courier New"/>
-                <w:color w:val="1A1A1A"/>
+                <w:i/>
+                <w:color w:val="888888"/>
                 <w:sz w:val="16"/>
               </w:rPr>
               <w:t># LLM Benchmark</w:t>
@@ -8994,7 +9137,8 @@
             <w:r>
               <w:rPr>
                 <w:rFonts w:ascii="Courier New" w:hAnsi="Courier New"/>
-                <w:color w:val="1A1A1A"/>
+                <w:i/>
+                <w:color w:val="888888"/>
                 <w:sz w:val="16"/>
               </w:rPr>
               <w:t># TTS Benchmark</w:t>
@@ -9156,8 +9300,12 @@
         <w:pStyle w:val="Endure-Subhead"/>
         <w:keepNext/>
         <w:spacing w:before="240" w:after="60"/>
+        <w:outlineLvl w:val="1"/>
       </w:pPr>
       <w:r>
+        <w:rPr>
+          <w:sz w:val="24"/>
+        </w:rPr>
         <w:t>24.9 Limpieza Post-Pipeline</w:t>
       </w:r>
     </w:p>
@@ -9174,7 +9322,7 @@
         <w:tc>
           <w:tcPr>
             <w:tcW w:type="dxa" w:w="8152"/>
-            <w:shd w:val="clear" w:color="auto" w:fill="F2F2F2"/>
+            <w:shd w:val="clear" w:color="auto" w:fill="EAEAEA"/>
             <w:tcBorders>
               <w:left w:val="thick" w:sz="24" w:color="1A5A6A"/>
             </w:tcBorders>
@@ -9275,6 +9423,7 @@
             <w:r>
               <w:rPr>
                 <w:rFonts w:ascii="Courier New" w:hAnsi="Courier New"/>
+                <w:i/>
                 <w:color w:val="555555"/>
                 <w:sz w:val="16"/>
               </w:rPr>
@@ -9291,6 +9440,7 @@
             <w:r>
               <w:rPr>
                 <w:rFonts w:ascii="Courier New" w:hAnsi="Courier New"/>
+                <w:i/>
                 <w:color w:val="555555"/>
                 <w:sz w:val="16"/>
               </w:rPr>
@@ -9322,6 +9472,7 @@
             <w:r>
               <w:rPr>
                 <w:rFonts w:ascii="Courier New" w:hAnsi="Courier New"/>
+                <w:i/>
                 <w:color w:val="555555"/>
                 <w:sz w:val="16"/>
               </w:rPr>
@@ -9357,8 +9508,12 @@
         <w:pStyle w:val="Endure-Subhead"/>
         <w:keepNext/>
         <w:spacing w:before="240" w:after="60"/>
+        <w:outlineLvl w:val="1"/>
       </w:pPr>
       <w:r>
+        <w:rPr>
+          <w:sz w:val="24"/>
+        </w:rPr>
         <w:t>24.10 Verificación Final</w:t>
       </w:r>
     </w:p>
@@ -9375,7 +9530,7 @@
         <w:tc>
           <w:tcPr>
             <w:tcW w:type="dxa" w:w="8152"/>
-            <w:shd w:val="clear" w:color="auto" w:fill="F2F2F2"/>
+            <w:shd w:val="clear" w:color="auto" w:fill="EAEAEA"/>
             <w:tcBorders>
               <w:left w:val="thick" w:sz="24" w:color="1A5A6A"/>
             </w:tcBorders>
@@ -9491,6 +9646,7 @@
             <w:r>
               <w:rPr>
                 <w:rFonts w:ascii="Courier New" w:hAnsi="Courier New"/>
+                <w:i/>
                 <w:color w:val="555555"/>
                 <w:sz w:val="16"/>
               </w:rPr>
@@ -9507,6 +9663,7 @@
             <w:r>
               <w:rPr>
                 <w:rFonts w:ascii="Courier New" w:hAnsi="Courier New"/>
+                <w:i/>
                 <w:color w:val="555555"/>
                 <w:sz w:val="16"/>
               </w:rPr>
@@ -9523,6 +9680,7 @@
             <w:r>
               <w:rPr>
                 <w:rFonts w:ascii="Courier New" w:hAnsi="Courier New"/>
+                <w:i/>
                 <w:color w:val="555555"/>
                 <w:sz w:val="16"/>
               </w:rPr>
@@ -9539,6 +9697,7 @@
             <w:r>
               <w:rPr>
                 <w:rFonts w:ascii="Courier New" w:hAnsi="Courier New"/>
+                <w:i/>
                 <w:color w:val="555555"/>
                 <w:sz w:val="16"/>
               </w:rPr>
@@ -9795,8 +9954,12 @@
         <w:pStyle w:val="Endure-Subhead"/>
         <w:keepNext/>
         <w:spacing w:before="240" w:after="60"/>
+        <w:outlineLvl w:val="1"/>
       </w:pPr>
       <w:r>
+        <w:rPr>
+          <w:sz w:val="24"/>
+        </w:rPr>
         <w:t>24.11 Escalabilidad y Extensiones</w:t>
       </w:r>
     </w:p>
@@ -9805,10 +9968,11 @@
         <w:pStyle w:val="Endure-Subhead"/>
         <w:keepNext/>
         <w:spacing w:before="160" w:after="60"/>
+        <w:outlineLvl w:val="2"/>
       </w:pPr>
       <w:r>
         <w:rPr>
-          <w:sz w:val="18"/>
+          <w:sz w:val="22"/>
         </w:rPr>
         <w:t>24.11.1 Canal de Texto vía Telegram como Fallback</w:t>
       </w:r>
@@ -9816,22 +9980,31 @@
     <w:p>
       <w:pPr>
         <w:pStyle w:val="Endure-FirstParagraphBodyText"/>
+        <w:spacing w:before="100" w:after="100"/>
       </w:pPr>
       <w:r>
+        <w:rPr>
+          <w:sz w:val="20"/>
+        </w:rPr>
         <w:t>Cuando no haya micrófono disponible (trabajo remoto, entorno ruidoso), el mismo asistente puede atender consultas de texto por Telegram y responder con audio generado por kokoro-tts.</w:t>
       </w:r>
     </w:p>
     <w:p>
       <w:pPr>
         <w:pStyle w:val="Endure-ChapterBodyText"/>
+        <w:spacing w:before="100" w:after="100"/>
       </w:pPr>
       <w:r>
         <w:rPr>
           <w:b/>
+          <w:sz w:val="20"/>
         </w:rPr>
         <w:t>Flujo con N8N</w:t>
       </w:r>
       <w:r>
+        <w:rPr>
+          <w:sz w:val="20"/>
+        </w:rPr>
         <w:t xml:space="preserve"> (ver Capítulo 14):</w:t>
       </w:r>
     </w:p>
@@ -9848,7 +10021,7 @@
         <w:tc>
           <w:tcPr>
             <w:tcW w:type="dxa" w:w="8152"/>
-            <w:shd w:val="clear" w:color="auto" w:fill="F2F2F2"/>
+            <w:shd w:val="clear" w:color="auto" w:fill="EAEAEA"/>
             <w:tcBorders>
               <w:left w:val="thick" w:sz="24" w:color="1A5A6A"/>
             </w:tcBorders>
@@ -10267,14 +10440,19 @@
     <w:p>
       <w:pPr>
         <w:pStyle w:val="Endure-ChapterBodyText"/>
+        <w:spacing w:before="100" w:after="100"/>
       </w:pPr>
       <w:r>
         <w:rPr>
           <w:b/>
+          <w:sz w:val="20"/>
         </w:rPr>
         <w:t>Flujo con OpenClaw</w:t>
       </w:r>
       <w:r>
+        <w:rPr>
+          <w:sz w:val="20"/>
+        </w:rPr>
         <w:t xml:space="preserve"> (ver Capítulo 11A):</w:t>
       </w:r>
     </w:p>
@@ -10291,7 +10469,7 @@
         <w:tc>
           <w:tcPr>
             <w:tcW w:type="dxa" w:w="8152"/>
-            <w:shd w:val="clear" w:color="auto" w:fill="F2F2F2"/>
+            <w:shd w:val="clear" w:color="auto" w:fill="EAEAEA"/>
             <w:tcBorders>
               <w:left w:val="thick" w:sz="24" w:color="1A5A6A"/>
             </w:tcBorders>
@@ -10443,10 +10621,11 @@
         <w:pStyle w:val="Endure-Subhead"/>
         <w:keepNext/>
         <w:spacing w:before="160" w:after="60"/>
+        <w:outlineLvl w:val="2"/>
       </w:pPr>
       <w:r>
         <w:rPr>
-          <w:sz w:val="18"/>
+          <w:sz w:val="22"/>
         </w:rPr>
         <w:t>24.11.2 Modo Mixto con OpenRouter</w:t>
       </w:r>
@@ -10454,8 +10633,12 @@
     <w:p>
       <w:pPr>
         <w:pStyle w:val="Endure-FirstParagraphBodyText"/>
+        <w:spacing w:before="100" w:after="100"/>
       </w:pPr>
       <w:r>
+        <w:rPr>
+          <w:sz w:val="20"/>
+        </w:rPr>
         <w:t>Para consultas complejas que superen la capacidad del modelo local, derive al cloud manteniendo el pipeline de voz intacto:</w:t>
       </w:r>
     </w:p>
@@ -10472,7 +10655,7 @@
         <w:tc>
           <w:tcPr>
             <w:tcW w:type="dxa" w:w="8152"/>
-            <w:shd w:val="clear" w:color="auto" w:fill="F2F2F2"/>
+            <w:shd w:val="clear" w:color="auto" w:fill="EAEAEA"/>
             <w:tcBorders>
               <w:left w:val="thick" w:sz="24" w:color="1A5A6A"/>
             </w:tcBorders>
@@ -10718,10 +10901,11 @@
         <w:pStyle w:val="Endure-Subhead"/>
         <w:keepNext/>
         <w:spacing w:before="160" w:after="60"/>
+        <w:outlineLvl w:val="2"/>
       </w:pPr>
       <w:r>
         <w:rPr>
-          <w:sz w:val="18"/>
+          <w:sz w:val="22"/>
         </w:rPr>
         <w:t>24.11.3 Evaluación de Backend para Mínima Latencia</w:t>
       </w:r>
@@ -10729,8 +10913,12 @@
     <w:p>
       <w:pPr>
         <w:pStyle w:val="Endure-FirstParagraphBodyText"/>
+        <w:spacing w:before="100" w:after="100"/>
       </w:pPr>
       <w:r>
+        <w:rPr>
+          <w:sz w:val="20"/>
+        </w:rPr>
         <w:t>La latencia es el factor crítico en un asistente de voz: el usuario espera respuesta en menos de 3 segundos. Cada backend impacta diferente en ese objetivo:</w:t>
       </w:r>
     </w:p>
@@ -10748,20 +10936,38 @@
         <w:gridCol w:w="1630"/>
       </w:tblGrid>
       <w:tr>
+        <w:trPr>
+          <w:trHeight w:val="453" w:hRule="atLeast"/>
+          <w:tblHeader/>
+        </w:trPr>
         <w:tc>
           <w:tcPr>
             <w:tcW w:type="dxa" w:w="1630"/>
             <w:shd w:val="clear" w:color="auto" w:fill="1A5A6A"/>
+            <w:tcBorders>
+              <w:top w:val="single" w:sz="12" w:color="FFFFFF"/>
+              <w:left w:val="single" w:sz="12" w:color="FFFFFF"/>
+              <w:bottom w:val="single" w:sz="12" w:color="FFFFFF"/>
+              <w:right w:val="single" w:sz="12" w:color="FFFFFF"/>
+            </w:tcBorders>
+            <w:vAlign w:val="center"/>
+            <w:tcMar>
+              <w:top w:w="60" w:type="dxa"/>
+              <w:left w:w="120" w:type="dxa"/>
+              <w:bottom w:w="60" w:type="dxa"/>
+              <w:right w:w="80" w:type="dxa"/>
+            </w:tcMar>
           </w:tcPr>
           <w:p>
             <w:pPr>
+              <w:spacing w:before="0" w:after="0"/>
               <w:jc w:val="center"/>
             </w:pPr>
             <w:r>
               <w:rPr>
                 <w:b/>
                 <w:color w:val="FFFFFF"/>
-                <w:sz w:val="17"/>
+                <w:sz w:val="16"/>
               </w:rPr>
               <w:t>Backend</w:t>
             </w:r>
@@ -10771,16 +10977,30 @@
           <w:tcPr>
             <w:tcW w:type="dxa" w:w="1630"/>
             <w:shd w:val="clear" w:color="auto" w:fill="1A5A6A"/>
+            <w:tcBorders>
+              <w:top w:val="single" w:sz="12" w:color="FFFFFF"/>
+              <w:left w:val="single" w:sz="12" w:color="FFFFFF"/>
+              <w:bottom w:val="single" w:sz="12" w:color="FFFFFF"/>
+              <w:right w:val="single" w:sz="12" w:color="FFFFFF"/>
+            </w:tcBorders>
+            <w:vAlign w:val="center"/>
+            <w:tcMar>
+              <w:top w:w="60" w:type="dxa"/>
+              <w:left w:w="120" w:type="dxa"/>
+              <w:bottom w:w="60" w:type="dxa"/>
+              <w:right w:w="80" w:type="dxa"/>
+            </w:tcMar>
           </w:tcPr>
           <w:p>
             <w:pPr>
+              <w:spacing w:before="0" w:after="0"/>
               <w:jc w:val="center"/>
             </w:pPr>
             <w:r>
               <w:rPr>
                 <w:b/>
                 <w:color w:val="FFFFFF"/>
-                <w:sz w:val="17"/>
+                <w:sz w:val="16"/>
               </w:rPr>
               <w:t>Primer token (qwen3:7b)</w:t>
             </w:r>
@@ -10790,16 +11010,30 @@
           <w:tcPr>
             <w:tcW w:type="dxa" w:w="1630"/>
             <w:shd w:val="clear" w:color="auto" w:fill="1A5A6A"/>
+            <w:tcBorders>
+              <w:top w:val="single" w:sz="12" w:color="FFFFFF"/>
+              <w:left w:val="single" w:sz="12" w:color="FFFFFF"/>
+              <w:bottom w:val="single" w:sz="12" w:color="FFFFFF"/>
+              <w:right w:val="single" w:sz="12" w:color="FFFFFF"/>
+            </w:tcBorders>
+            <w:vAlign w:val="center"/>
+            <w:tcMar>
+              <w:top w:w="60" w:type="dxa"/>
+              <w:left w:w="120" w:type="dxa"/>
+              <w:bottom w:w="60" w:type="dxa"/>
+              <w:right w:w="80" w:type="dxa"/>
+            </w:tcMar>
           </w:tcPr>
           <w:p>
             <w:pPr>
+              <w:spacing w:before="0" w:after="0"/>
               <w:jc w:val="center"/>
             </w:pPr>
             <w:r>
               <w:rPr>
                 <w:b/>
                 <w:color w:val="FFFFFF"/>
-                <w:sz w:val="17"/>
+                <w:sz w:val="16"/>
               </w:rPr>
               <w:t>VRAM usada</w:t>
             </w:r>
@@ -10809,16 +11043,30 @@
           <w:tcPr>
             <w:tcW w:type="dxa" w:w="1630"/>
             <w:shd w:val="clear" w:color="auto" w:fill="1A5A6A"/>
+            <w:tcBorders>
+              <w:top w:val="single" w:sz="12" w:color="FFFFFF"/>
+              <w:left w:val="single" w:sz="12" w:color="FFFFFF"/>
+              <w:bottom w:val="single" w:sz="12" w:color="FFFFFF"/>
+              <w:right w:val="single" w:sz="12" w:color="FFFFFF"/>
+            </w:tcBorders>
+            <w:vAlign w:val="center"/>
+            <w:tcMar>
+              <w:top w:w="60" w:type="dxa"/>
+              <w:left w:w="120" w:type="dxa"/>
+              <w:bottom w:w="60" w:type="dxa"/>
+              <w:right w:w="80" w:type="dxa"/>
+            </w:tcMar>
           </w:tcPr>
           <w:p>
             <w:pPr>
+              <w:spacing w:before="0" w:after="0"/>
               <w:jc w:val="center"/>
             </w:pPr>
             <w:r>
               <w:rPr>
                 <w:b/>
                 <w:color w:val="FFFFFF"/>
-                <w:sz w:val="17"/>
+                <w:sz w:val="16"/>
               </w:rPr>
               <w:t>Startup</w:t>
             </w:r>
@@ -10828,16 +11076,30 @@
           <w:tcPr>
             <w:tcW w:type="dxa" w:w="1630"/>
             <w:shd w:val="clear" w:color="auto" w:fill="1A5A6A"/>
+            <w:tcBorders>
+              <w:top w:val="single" w:sz="12" w:color="FFFFFF"/>
+              <w:left w:val="single" w:sz="12" w:color="FFFFFF"/>
+              <w:bottom w:val="single" w:sz="12" w:color="FFFFFF"/>
+              <w:right w:val="single" w:sz="12" w:color="FFFFFF"/>
+            </w:tcBorders>
+            <w:vAlign w:val="center"/>
+            <w:tcMar>
+              <w:top w:w="60" w:type="dxa"/>
+              <w:left w:w="120" w:type="dxa"/>
+              <w:bottom w:w="60" w:type="dxa"/>
+              <w:right w:w="80" w:type="dxa"/>
+            </w:tcMar>
           </w:tcPr>
           <w:p>
             <w:pPr>
+              <w:spacing w:before="0" w:after="0"/>
               <w:jc w:val="center"/>
             </w:pPr>
             <w:r>
               <w:rPr>
                 <w:b/>
                 <w:color w:val="FFFFFF"/>
-                <w:sz w:val="17"/>
+                <w:sz w:val="16"/>
               </w:rPr>
               <w:t>Recomendación</w:t>
             </w:r>
@@ -10845,15 +11107,35 @@
         </w:tc>
       </w:tr>
       <w:tr>
+        <w:trPr>
+          <w:trHeight w:val="283" w:hRule="atLeast"/>
+        </w:trPr>
         <w:tc>
           <w:tcPr>
             <w:tcW w:type="dxa" w:w="1630"/>
-            <w:shd w:val="clear" w:color="auto" w:fill="F8F8F8"/>
+            <w:shd w:val="clear" w:color="auto" w:fill="EAEAEA"/>
+            <w:tcBorders>
+              <w:top w:val="single" w:sz="12" w:color="FFFFFF"/>
+              <w:left w:val="single" w:sz="12" w:color="FFFFFF"/>
+              <w:bottom w:val="single" w:sz="12" w:color="FFFFFF"/>
+              <w:right w:val="single" w:sz="12" w:color="FFFFFF"/>
+            </w:tcBorders>
+            <w:vAlign w:val="center"/>
+            <w:tcMar>
+              <w:top w:w="40" w:type="dxa"/>
+              <w:left w:w="120" w:type="dxa"/>
+              <w:bottom w:w="40" w:type="dxa"/>
+              <w:right w:w="80" w:type="dxa"/>
+            </w:tcMar>
           </w:tcPr>
           <w:p>
-            <w:r>
-              <w:rPr>
-                <w:sz w:val="17"/>
+            <w:pPr>
+              <w:spacing w:before="0" w:after="0"/>
+              <w:jc w:val="center"/>
+            </w:pPr>
+            <w:r>
+              <w:rPr>
+                <w:sz w:val="16"/>
               </w:rPr>
               <w:t>Ollama (qwen3:7b)</w:t>
             </w:r>
@@ -10862,12 +11144,29 @@
         <w:tc>
           <w:tcPr>
             <w:tcW w:type="dxa" w:w="1630"/>
-            <w:shd w:val="clear" w:color="auto" w:fill="F8F8F8"/>
+            <w:shd w:val="clear" w:color="auto" w:fill="EAEAEA"/>
+            <w:tcBorders>
+              <w:top w:val="single" w:sz="12" w:color="FFFFFF"/>
+              <w:left w:val="single" w:sz="12" w:color="FFFFFF"/>
+              <w:bottom w:val="single" w:sz="12" w:color="FFFFFF"/>
+              <w:right w:val="single" w:sz="12" w:color="FFFFFF"/>
+            </w:tcBorders>
+            <w:vAlign w:val="center"/>
+            <w:tcMar>
+              <w:top w:w="40" w:type="dxa"/>
+              <w:left w:w="120" w:type="dxa"/>
+              <w:bottom w:w="40" w:type="dxa"/>
+              <w:right w:w="80" w:type="dxa"/>
+            </w:tcMar>
           </w:tcPr>
           <w:p>
-            <w:r>
-              <w:rPr>
-                <w:sz w:val="17"/>
+            <w:pPr>
+              <w:spacing w:before="0" w:after="0"/>
+              <w:jc w:val="center"/>
+            </w:pPr>
+            <w:r>
+              <w:rPr>
+                <w:sz w:val="16"/>
               </w:rPr>
               <w:t>~800–1200 ms</w:t>
             </w:r>
@@ -10876,12 +11175,29 @@
         <w:tc>
           <w:tcPr>
             <w:tcW w:type="dxa" w:w="1630"/>
-            <w:shd w:val="clear" w:color="auto" w:fill="F8F8F8"/>
+            <w:shd w:val="clear" w:color="auto" w:fill="EAEAEA"/>
+            <w:tcBorders>
+              <w:top w:val="single" w:sz="12" w:color="FFFFFF"/>
+              <w:left w:val="single" w:sz="12" w:color="FFFFFF"/>
+              <w:bottom w:val="single" w:sz="12" w:color="FFFFFF"/>
+              <w:right w:val="single" w:sz="12" w:color="FFFFFF"/>
+            </w:tcBorders>
+            <w:vAlign w:val="center"/>
+            <w:tcMar>
+              <w:top w:w="40" w:type="dxa"/>
+              <w:left w:w="120" w:type="dxa"/>
+              <w:bottom w:w="40" w:type="dxa"/>
+              <w:right w:w="80" w:type="dxa"/>
+            </w:tcMar>
           </w:tcPr>
           <w:p>
-            <w:r>
-              <w:rPr>
-                <w:sz w:val="17"/>
+            <w:pPr>
+              <w:spacing w:before="0" w:after="0"/>
+              <w:jc w:val="center"/>
+            </w:pPr>
+            <w:r>
+              <w:rPr>
+                <w:sz w:val="16"/>
               </w:rPr>
               <w:t>~5.5 GB</w:t>
             </w:r>
@@ -10890,12 +11206,29 @@
         <w:tc>
           <w:tcPr>
             <w:tcW w:type="dxa" w:w="1630"/>
-            <w:shd w:val="clear" w:color="auto" w:fill="F8F8F8"/>
+            <w:shd w:val="clear" w:color="auto" w:fill="EAEAEA"/>
+            <w:tcBorders>
+              <w:top w:val="single" w:sz="12" w:color="FFFFFF"/>
+              <w:left w:val="single" w:sz="12" w:color="FFFFFF"/>
+              <w:bottom w:val="single" w:sz="12" w:color="FFFFFF"/>
+              <w:right w:val="single" w:sz="12" w:color="FFFFFF"/>
+            </w:tcBorders>
+            <w:vAlign w:val="center"/>
+            <w:tcMar>
+              <w:top w:w="40" w:type="dxa"/>
+              <w:left w:w="120" w:type="dxa"/>
+              <w:bottom w:w="40" w:type="dxa"/>
+              <w:right w:w="80" w:type="dxa"/>
+            </w:tcMar>
           </w:tcPr>
           <w:p>
-            <w:r>
-              <w:rPr>
-                <w:sz w:val="17"/>
+            <w:pPr>
+              <w:spacing w:before="0" w:after="0"/>
+              <w:jc w:val="center"/>
+            </w:pPr>
+            <w:r>
+              <w:rPr>
+                <w:sz w:val="16"/>
               </w:rPr>
               <w:t>Inmediato (precargado)</w:t>
             </w:r>
@@ -10904,12 +11237,29 @@
         <w:tc>
           <w:tcPr>
             <w:tcW w:type="dxa" w:w="1630"/>
-            <w:shd w:val="clear" w:color="auto" w:fill="F8F8F8"/>
+            <w:shd w:val="clear" w:color="auto" w:fill="EAEAEA"/>
+            <w:tcBorders>
+              <w:top w:val="single" w:sz="12" w:color="FFFFFF"/>
+              <w:left w:val="single" w:sz="12" w:color="FFFFFF"/>
+              <w:bottom w:val="single" w:sz="12" w:color="FFFFFF"/>
+              <w:right w:val="single" w:sz="12" w:color="FFFFFF"/>
+            </w:tcBorders>
+            <w:vAlign w:val="center"/>
+            <w:tcMar>
+              <w:top w:w="40" w:type="dxa"/>
+              <w:left w:w="120" w:type="dxa"/>
+              <w:bottom w:w="40" w:type="dxa"/>
+              <w:right w:w="80" w:type="dxa"/>
+            </w:tcMar>
           </w:tcPr>
           <w:p>
-            <w:r>
-              <w:rPr>
-                <w:sz w:val="17"/>
+            <w:pPr>
+              <w:spacing w:before="0" w:after="0"/>
+              <w:jc w:val="center"/>
+            </w:pPr>
+            <w:r>
+              <w:rPr>
+                <w:sz w:val="16"/>
               </w:rPr>
               <w:t>Actual — buen balance</w:t>
             </w:r>
@@ -10917,15 +11267,35 @@
         </w:tc>
       </w:tr>
       <w:tr>
+        <w:trPr>
+          <w:trHeight w:val="283" w:hRule="atLeast"/>
+        </w:trPr>
         <w:tc>
           <w:tcPr>
             <w:tcW w:type="dxa" w:w="1630"/>
-            <w:shd w:val="clear" w:color="auto" w:fill="FFFFFF"/>
+            <w:shd w:val="clear" w:color="auto" w:fill="EAEAEA"/>
+            <w:tcBorders>
+              <w:top w:val="single" w:sz="12" w:color="FFFFFF"/>
+              <w:left w:val="single" w:sz="12" w:color="FFFFFF"/>
+              <w:bottom w:val="single" w:sz="12" w:color="FFFFFF"/>
+              <w:right w:val="single" w:sz="12" w:color="FFFFFF"/>
+            </w:tcBorders>
+            <w:vAlign w:val="center"/>
+            <w:tcMar>
+              <w:top w:w="40" w:type="dxa"/>
+              <w:left w:w="120" w:type="dxa"/>
+              <w:bottom w:w="40" w:type="dxa"/>
+              <w:right w:w="80" w:type="dxa"/>
+            </w:tcMar>
           </w:tcPr>
           <w:p>
-            <w:r>
-              <w:rPr>
-                <w:sz w:val="17"/>
+            <w:pPr>
+              <w:spacing w:before="0" w:after="0"/>
+              <w:jc w:val="center"/>
+            </w:pPr>
+            <w:r>
+              <w:rPr>
+                <w:sz w:val="16"/>
               </w:rPr>
               <w:t>llama.cpp (qwen3:4b Q4_K_M)</w:t>
             </w:r>
@@ -10934,12 +11304,29 @@
         <w:tc>
           <w:tcPr>
             <w:tcW w:type="dxa" w:w="1630"/>
-            <w:shd w:val="clear" w:color="auto" w:fill="FFFFFF"/>
+            <w:shd w:val="clear" w:color="auto" w:fill="EAEAEA"/>
+            <w:tcBorders>
+              <w:top w:val="single" w:sz="12" w:color="FFFFFF"/>
+              <w:left w:val="single" w:sz="12" w:color="FFFFFF"/>
+              <w:bottom w:val="single" w:sz="12" w:color="FFFFFF"/>
+              <w:right w:val="single" w:sz="12" w:color="FFFFFF"/>
+            </w:tcBorders>
+            <w:vAlign w:val="center"/>
+            <w:tcMar>
+              <w:top w:w="40" w:type="dxa"/>
+              <w:left w:w="120" w:type="dxa"/>
+              <w:bottom w:w="40" w:type="dxa"/>
+              <w:right w:w="80" w:type="dxa"/>
+            </w:tcMar>
           </w:tcPr>
           <w:p>
-            <w:r>
-              <w:rPr>
-                <w:sz w:val="17"/>
+            <w:pPr>
+              <w:spacing w:before="0" w:after="0"/>
+              <w:jc w:val="center"/>
+            </w:pPr>
+            <w:r>
+              <w:rPr>
+                <w:sz w:val="16"/>
               </w:rPr>
               <w:t>~300–500 ms</w:t>
             </w:r>
@@ -10948,12 +11335,29 @@
         <w:tc>
           <w:tcPr>
             <w:tcW w:type="dxa" w:w="1630"/>
-            <w:shd w:val="clear" w:color="auto" w:fill="FFFFFF"/>
+            <w:shd w:val="clear" w:color="auto" w:fill="EAEAEA"/>
+            <w:tcBorders>
+              <w:top w:val="single" w:sz="12" w:color="FFFFFF"/>
+              <w:left w:val="single" w:sz="12" w:color="FFFFFF"/>
+              <w:bottom w:val="single" w:sz="12" w:color="FFFFFF"/>
+              <w:right w:val="single" w:sz="12" w:color="FFFFFF"/>
+            </w:tcBorders>
+            <w:vAlign w:val="center"/>
+            <w:tcMar>
+              <w:top w:w="40" w:type="dxa"/>
+              <w:left w:w="120" w:type="dxa"/>
+              <w:bottom w:w="40" w:type="dxa"/>
+              <w:right w:w="80" w:type="dxa"/>
+            </w:tcMar>
           </w:tcPr>
           <w:p>
-            <w:r>
-              <w:rPr>
-                <w:sz w:val="17"/>
+            <w:pPr>
+              <w:spacing w:before="0" w:after="0"/>
+              <w:jc w:val="center"/>
+            </w:pPr>
+            <w:r>
+              <w:rPr>
+                <w:sz w:val="16"/>
               </w:rPr>
               <w:t>~2.5 GB</w:t>
             </w:r>
@@ -10962,12 +11366,29 @@
         <w:tc>
           <w:tcPr>
             <w:tcW w:type="dxa" w:w="1630"/>
-            <w:shd w:val="clear" w:color="auto" w:fill="FFFFFF"/>
+            <w:shd w:val="clear" w:color="auto" w:fill="EAEAEA"/>
+            <w:tcBorders>
+              <w:top w:val="single" w:sz="12" w:color="FFFFFF"/>
+              <w:left w:val="single" w:sz="12" w:color="FFFFFF"/>
+              <w:bottom w:val="single" w:sz="12" w:color="FFFFFF"/>
+              <w:right w:val="single" w:sz="12" w:color="FFFFFF"/>
+            </w:tcBorders>
+            <w:vAlign w:val="center"/>
+            <w:tcMar>
+              <w:top w:w="40" w:type="dxa"/>
+              <w:left w:w="120" w:type="dxa"/>
+              <w:bottom w:w="40" w:type="dxa"/>
+              <w:right w:w="80" w:type="dxa"/>
+            </w:tcMar>
           </w:tcPr>
           <w:p>
-            <w:r>
-              <w:rPr>
-                <w:sz w:val="17"/>
+            <w:pPr>
+              <w:spacing w:before="0" w:after="0"/>
+              <w:jc w:val="center"/>
+            </w:pPr>
+            <w:r>
+              <w:rPr>
+                <w:sz w:val="16"/>
               </w:rPr>
               <w:t>Inmediato</w:t>
             </w:r>
@@ -10976,12 +11397,29 @@
         <w:tc>
           <w:tcPr>
             <w:tcW w:type="dxa" w:w="1630"/>
-            <w:shd w:val="clear" w:color="auto" w:fill="FFFFFF"/>
+            <w:shd w:val="clear" w:color="auto" w:fill="EAEAEA"/>
+            <w:tcBorders>
+              <w:top w:val="single" w:sz="12" w:color="FFFFFF"/>
+              <w:left w:val="single" w:sz="12" w:color="FFFFFF"/>
+              <w:bottom w:val="single" w:sz="12" w:color="FFFFFF"/>
+              <w:right w:val="single" w:sz="12" w:color="FFFFFF"/>
+            </w:tcBorders>
+            <w:vAlign w:val="center"/>
+            <w:tcMar>
+              <w:top w:w="40" w:type="dxa"/>
+              <w:left w:w="120" w:type="dxa"/>
+              <w:bottom w:w="40" w:type="dxa"/>
+              <w:right w:w="80" w:type="dxa"/>
+            </w:tcMar>
           </w:tcPr>
           <w:p>
-            <w:r>
-              <w:rPr>
-                <w:sz w:val="17"/>
+            <w:pPr>
+              <w:spacing w:before="0" w:after="0"/>
+              <w:jc w:val="both"/>
+            </w:pPr>
+            <w:r>
+              <w:rPr>
+                <w:sz w:val="16"/>
               </w:rPr>
               <w:t>Mejor opción para minimizar latencia</w:t>
             </w:r>
@@ -10989,15 +11427,35 @@
         </w:tc>
       </w:tr>
       <w:tr>
+        <w:trPr>
+          <w:trHeight w:val="283" w:hRule="atLeast"/>
+        </w:trPr>
         <w:tc>
           <w:tcPr>
             <w:tcW w:type="dxa" w:w="1630"/>
-            <w:shd w:val="clear" w:color="auto" w:fill="F8F8F8"/>
+            <w:shd w:val="clear" w:color="auto" w:fill="EAEAEA"/>
+            <w:tcBorders>
+              <w:top w:val="single" w:sz="12" w:color="FFFFFF"/>
+              <w:left w:val="single" w:sz="12" w:color="FFFFFF"/>
+              <w:bottom w:val="single" w:sz="12" w:color="FFFFFF"/>
+              <w:right w:val="single" w:sz="12" w:color="FFFFFF"/>
+            </w:tcBorders>
+            <w:vAlign w:val="center"/>
+            <w:tcMar>
+              <w:top w:w="40" w:type="dxa"/>
+              <w:left w:w="120" w:type="dxa"/>
+              <w:bottom w:w="40" w:type="dxa"/>
+              <w:right w:w="80" w:type="dxa"/>
+            </w:tcMar>
           </w:tcPr>
           <w:p>
-            <w:r>
-              <w:rPr>
-                <w:sz w:val="17"/>
+            <w:pPr>
+              <w:spacing w:before="0" w:after="0"/>
+              <w:jc w:val="center"/>
+            </w:pPr>
+            <w:r>
+              <w:rPr>
+                <w:sz w:val="16"/>
               </w:rPr>
               <w:t>llama.cpp (qwen3:7b Q4_K_M)</w:t>
             </w:r>
@@ -11006,12 +11464,29 @@
         <w:tc>
           <w:tcPr>
             <w:tcW w:type="dxa" w:w="1630"/>
-            <w:shd w:val="clear" w:color="auto" w:fill="F8F8F8"/>
+            <w:shd w:val="clear" w:color="auto" w:fill="EAEAEA"/>
+            <w:tcBorders>
+              <w:top w:val="single" w:sz="12" w:color="FFFFFF"/>
+              <w:left w:val="single" w:sz="12" w:color="FFFFFF"/>
+              <w:bottom w:val="single" w:sz="12" w:color="FFFFFF"/>
+              <w:right w:val="single" w:sz="12" w:color="FFFFFF"/>
+            </w:tcBorders>
+            <w:vAlign w:val="center"/>
+            <w:tcMar>
+              <w:top w:w="40" w:type="dxa"/>
+              <w:left w:w="120" w:type="dxa"/>
+              <w:bottom w:w="40" w:type="dxa"/>
+              <w:right w:w="80" w:type="dxa"/>
+            </w:tcMar>
           </w:tcPr>
           <w:p>
-            <w:r>
-              <w:rPr>
-                <w:sz w:val="17"/>
+            <w:pPr>
+              <w:spacing w:before="0" w:after="0"/>
+              <w:jc w:val="center"/>
+            </w:pPr>
+            <w:r>
+              <w:rPr>
+                <w:sz w:val="16"/>
               </w:rPr>
               <w:t>~600–900 ms</w:t>
             </w:r>
@@ -11020,12 +11495,29 @@
         <w:tc>
           <w:tcPr>
             <w:tcW w:type="dxa" w:w="1630"/>
-            <w:shd w:val="clear" w:color="auto" w:fill="F8F8F8"/>
+            <w:shd w:val="clear" w:color="auto" w:fill="EAEAEA"/>
+            <w:tcBorders>
+              <w:top w:val="single" w:sz="12" w:color="FFFFFF"/>
+              <w:left w:val="single" w:sz="12" w:color="FFFFFF"/>
+              <w:bottom w:val="single" w:sz="12" w:color="FFFFFF"/>
+              <w:right w:val="single" w:sz="12" w:color="FFFFFF"/>
+            </w:tcBorders>
+            <w:vAlign w:val="center"/>
+            <w:tcMar>
+              <w:top w:w="40" w:type="dxa"/>
+              <w:left w:w="120" w:type="dxa"/>
+              <w:bottom w:w="40" w:type="dxa"/>
+              <w:right w:w="80" w:type="dxa"/>
+            </w:tcMar>
           </w:tcPr>
           <w:p>
-            <w:r>
-              <w:rPr>
-                <w:sz w:val="17"/>
+            <w:pPr>
+              <w:spacing w:before="0" w:after="0"/>
+              <w:jc w:val="center"/>
+            </w:pPr>
+            <w:r>
+              <w:rPr>
+                <w:sz w:val="16"/>
               </w:rPr>
               <w:t>~4 GB</w:t>
             </w:r>
@@ -11034,12 +11526,29 @@
         <w:tc>
           <w:tcPr>
             <w:tcW w:type="dxa" w:w="1630"/>
-            <w:shd w:val="clear" w:color="auto" w:fill="F8F8F8"/>
+            <w:shd w:val="clear" w:color="auto" w:fill="EAEAEA"/>
+            <w:tcBorders>
+              <w:top w:val="single" w:sz="12" w:color="FFFFFF"/>
+              <w:left w:val="single" w:sz="12" w:color="FFFFFF"/>
+              <w:bottom w:val="single" w:sz="12" w:color="FFFFFF"/>
+              <w:right w:val="single" w:sz="12" w:color="FFFFFF"/>
+            </w:tcBorders>
+            <w:vAlign w:val="center"/>
+            <w:tcMar>
+              <w:top w:w="40" w:type="dxa"/>
+              <w:left w:w="120" w:type="dxa"/>
+              <w:bottom w:w="40" w:type="dxa"/>
+              <w:right w:w="80" w:type="dxa"/>
+            </w:tcMar>
           </w:tcPr>
           <w:p>
-            <w:r>
-              <w:rPr>
-                <w:sz w:val="17"/>
+            <w:pPr>
+              <w:spacing w:before="0" w:after="0"/>
+              <w:jc w:val="center"/>
+            </w:pPr>
+            <w:r>
+              <w:rPr>
+                <w:sz w:val="16"/>
               </w:rPr>
               <w:t>Inmediato</w:t>
             </w:r>
@@ -11048,12 +11557,29 @@
         <w:tc>
           <w:tcPr>
             <w:tcW w:type="dxa" w:w="1630"/>
-            <w:shd w:val="clear" w:color="auto" w:fill="F8F8F8"/>
+            <w:shd w:val="clear" w:color="auto" w:fill="EAEAEA"/>
+            <w:tcBorders>
+              <w:top w:val="single" w:sz="12" w:color="FFFFFF"/>
+              <w:left w:val="single" w:sz="12" w:color="FFFFFF"/>
+              <w:bottom w:val="single" w:sz="12" w:color="FFFFFF"/>
+              <w:right w:val="single" w:sz="12" w:color="FFFFFF"/>
+            </w:tcBorders>
+            <w:vAlign w:val="center"/>
+            <w:tcMar>
+              <w:top w:w="40" w:type="dxa"/>
+              <w:left w:w="120" w:type="dxa"/>
+              <w:bottom w:w="40" w:type="dxa"/>
+              <w:right w:w="80" w:type="dxa"/>
+            </w:tcMar>
           </w:tcPr>
           <w:p>
-            <w:r>
-              <w:rPr>
-                <w:sz w:val="17"/>
+            <w:pPr>
+              <w:spacing w:before="0" w:after="0"/>
+              <w:jc w:val="both"/>
+            </w:pPr>
+            <w:r>
+              <w:rPr>
+                <w:sz w:val="16"/>
               </w:rPr>
               <w:t>Buena opción si se prefiere mayor calidad</w:t>
             </w:r>
@@ -11061,15 +11587,35 @@
         </w:tc>
       </w:tr>
       <w:tr>
+        <w:trPr>
+          <w:trHeight w:val="283" w:hRule="atLeast"/>
+        </w:trPr>
         <w:tc>
           <w:tcPr>
             <w:tcW w:type="dxa" w:w="1630"/>
-            <w:shd w:val="clear" w:color="auto" w:fill="FFFFFF"/>
+            <w:shd w:val="clear" w:color="auto" w:fill="EAEAEA"/>
+            <w:tcBorders>
+              <w:top w:val="single" w:sz="12" w:color="FFFFFF"/>
+              <w:left w:val="single" w:sz="12" w:color="FFFFFF"/>
+              <w:bottom w:val="single" w:sz="12" w:color="FFFFFF"/>
+              <w:right w:val="single" w:sz="12" w:color="FFFFFF"/>
+            </w:tcBorders>
+            <w:vAlign w:val="center"/>
+            <w:tcMar>
+              <w:top w:w="40" w:type="dxa"/>
+              <w:left w:w="120" w:type="dxa"/>
+              <w:bottom w:w="40" w:type="dxa"/>
+              <w:right w:w="80" w:type="dxa"/>
+            </w:tcMar>
           </w:tcPr>
           <w:p>
-            <w:r>
-              <w:rPr>
-                <w:sz w:val="17"/>
+            <w:pPr>
+              <w:spacing w:before="0" w:after="0"/>
+              <w:jc w:val="center"/>
+            </w:pPr>
+            <w:r>
+              <w:rPr>
+                <w:sz w:val="16"/>
               </w:rPr>
               <w:t>vLLM (qwen3:7b)</w:t>
             </w:r>
@@ -11078,12 +11624,29 @@
         <w:tc>
           <w:tcPr>
             <w:tcW w:type="dxa" w:w="1630"/>
-            <w:shd w:val="clear" w:color="auto" w:fill="FFFFFF"/>
+            <w:shd w:val="clear" w:color="auto" w:fill="EAEAEA"/>
+            <w:tcBorders>
+              <w:top w:val="single" w:sz="12" w:color="FFFFFF"/>
+              <w:left w:val="single" w:sz="12" w:color="FFFFFF"/>
+              <w:bottom w:val="single" w:sz="12" w:color="FFFFFF"/>
+              <w:right w:val="single" w:sz="12" w:color="FFFFFF"/>
+            </w:tcBorders>
+            <w:vAlign w:val="center"/>
+            <w:tcMar>
+              <w:top w:w="40" w:type="dxa"/>
+              <w:left w:w="120" w:type="dxa"/>
+              <w:bottom w:w="40" w:type="dxa"/>
+              <w:right w:w="80" w:type="dxa"/>
+            </w:tcMar>
           </w:tcPr>
           <w:p>
-            <w:r>
-              <w:rPr>
-                <w:sz w:val="17"/>
+            <w:pPr>
+              <w:spacing w:before="0" w:after="0"/>
+              <w:jc w:val="center"/>
+            </w:pPr>
+            <w:r>
+              <w:rPr>
+                <w:sz w:val="16"/>
               </w:rPr>
               <w:t>~1500–2000 ms (primer call)</w:t>
             </w:r>
@@ -11092,12 +11655,29 @@
         <w:tc>
           <w:tcPr>
             <w:tcW w:type="dxa" w:w="1630"/>
-            <w:shd w:val="clear" w:color="auto" w:fill="FFFFFF"/>
+            <w:shd w:val="clear" w:color="auto" w:fill="EAEAEA"/>
+            <w:tcBorders>
+              <w:top w:val="single" w:sz="12" w:color="FFFFFF"/>
+              <w:left w:val="single" w:sz="12" w:color="FFFFFF"/>
+              <w:bottom w:val="single" w:sz="12" w:color="FFFFFF"/>
+              <w:right w:val="single" w:sz="12" w:color="FFFFFF"/>
+            </w:tcBorders>
+            <w:vAlign w:val="center"/>
+            <w:tcMar>
+              <w:top w:w="40" w:type="dxa"/>
+              <w:left w:w="120" w:type="dxa"/>
+              <w:bottom w:w="40" w:type="dxa"/>
+              <w:right w:w="80" w:type="dxa"/>
+            </w:tcMar>
           </w:tcPr>
           <w:p>
-            <w:r>
-              <w:rPr>
-                <w:sz w:val="17"/>
+            <w:pPr>
+              <w:spacing w:before="0" w:after="0"/>
+              <w:jc w:val="center"/>
+            </w:pPr>
+            <w:r>
+              <w:rPr>
+                <w:sz w:val="16"/>
               </w:rPr>
               <w:t>~6 GB</w:t>
             </w:r>
@@ -11106,12 +11686,29 @@
         <w:tc>
           <w:tcPr>
             <w:tcW w:type="dxa" w:w="1630"/>
-            <w:shd w:val="clear" w:color="auto" w:fill="FFFFFF"/>
+            <w:shd w:val="clear" w:color="auto" w:fill="EAEAEA"/>
+            <w:tcBorders>
+              <w:top w:val="single" w:sz="12" w:color="FFFFFF"/>
+              <w:left w:val="single" w:sz="12" w:color="FFFFFF"/>
+              <w:bottom w:val="single" w:sz="12" w:color="FFFFFF"/>
+              <w:right w:val="single" w:sz="12" w:color="FFFFFF"/>
+            </w:tcBorders>
+            <w:vAlign w:val="center"/>
+            <w:tcMar>
+              <w:top w:w="40" w:type="dxa"/>
+              <w:left w:w="120" w:type="dxa"/>
+              <w:bottom w:w="40" w:type="dxa"/>
+              <w:right w:w="80" w:type="dxa"/>
+            </w:tcMar>
           </w:tcPr>
           <w:p>
-            <w:r>
-              <w:rPr>
-                <w:sz w:val="17"/>
+            <w:pPr>
+              <w:spacing w:before="0" w:after="0"/>
+              <w:jc w:val="center"/>
+            </w:pPr>
+            <w:r>
+              <w:rPr>
+                <w:sz w:val="16"/>
               </w:rPr>
               <w:t>30–60 seg</w:t>
             </w:r>
@@ -11120,12 +11717,29 @@
         <w:tc>
           <w:tcPr>
             <w:tcW w:type="dxa" w:w="1630"/>
-            <w:shd w:val="clear" w:color="auto" w:fill="FFFFFF"/>
+            <w:shd w:val="clear" w:color="auto" w:fill="EAEAEA"/>
+            <w:tcBorders>
+              <w:top w:val="single" w:sz="12" w:color="FFFFFF"/>
+              <w:left w:val="single" w:sz="12" w:color="FFFFFF"/>
+              <w:bottom w:val="single" w:sz="12" w:color="FFFFFF"/>
+              <w:right w:val="single" w:sz="12" w:color="FFFFFF"/>
+            </w:tcBorders>
+            <w:vAlign w:val="center"/>
+            <w:tcMar>
+              <w:top w:w="40" w:type="dxa"/>
+              <w:left w:w="120" w:type="dxa"/>
+              <w:bottom w:w="40" w:type="dxa"/>
+              <w:right w:w="80" w:type="dxa"/>
+            </w:tcMar>
           </w:tcPr>
           <w:p>
-            <w:r>
-              <w:rPr>
-                <w:sz w:val="17"/>
+            <w:pPr>
+              <w:spacing w:before="0" w:after="0"/>
+              <w:jc w:val="both"/>
+            </w:pPr>
+            <w:r>
+              <w:rPr>
+                <w:sz w:val="16"/>
               </w:rPr>
               <w:t>No recomendado — startup penaliza latencia</w:t>
             </w:r>
@@ -11184,7 +11798,7 @@
             <w:r>
               <w:rPr>
                 <w:rFonts w:ascii="Courier New" w:hAnsi="Courier New"/>
-                <w:sz w:val="17"/>
+                <w:sz w:val="16"/>
               </w:rPr>
               <w:t>qwen3:4b Q4_K_M</w:t>
             </w:r>
@@ -11194,7 +11808,7 @@
             <w:r>
               <w:rPr>
                 <w:rFonts w:ascii="Courier New" w:hAnsi="Courier New"/>
-                <w:sz w:val="17"/>
+                <w:sz w:val="16"/>
               </w:rPr>
               <w:t>qwen3:7b Q4_K_M</w:t>
             </w:r>
@@ -11213,10 +11827,12 @@
     <w:p>
       <w:pPr>
         <w:pStyle w:val="Endure-ChapterBodyText"/>
+        <w:spacing w:before="100" w:after="100"/>
       </w:pPr>
       <w:r>
         <w:rPr>
           <w:b/>
+          <w:sz w:val="20"/>
         </w:rPr>
         <w:t>Configurar llama.cpp como servidor alternativo:</w:t>
       </w:r>
@@ -11234,7 +11850,7 @@
         <w:tc>
           <w:tcPr>
             <w:tcW w:type="dxa" w:w="8152"/>
-            <w:shd w:val="clear" w:color="auto" w:fill="F2F2F2"/>
+            <w:shd w:val="clear" w:color="auto" w:fill="EAEAEA"/>
             <w:tcBorders>
               <w:left w:val="thick" w:sz="24" w:color="1A5A6A"/>
             </w:tcBorders>
@@ -11289,6 +11905,7 @@
             <w:r>
               <w:rPr>
                 <w:rFonts w:ascii="Courier New" w:hAnsi="Courier New"/>
+                <w:i/>
                 <w:color w:val="555555"/>
                 <w:sz w:val="16"/>
               </w:rPr>
@@ -11305,6 +11922,7 @@
             <w:r>
               <w:rPr>
                 <w:rFonts w:ascii="Courier New" w:hAnsi="Courier New"/>
+                <w:i/>
                 <w:color w:val="555555"/>
                 <w:sz w:val="16"/>
               </w:rPr>
@@ -11321,6 +11939,7 @@
             <w:r>
               <w:rPr>
                 <w:rFonts w:ascii="Courier New" w:hAnsi="Courier New"/>
+                <w:i/>
                 <w:color w:val="555555"/>
                 <w:sz w:val="16"/>
               </w:rPr>
@@ -11369,6 +11988,7 @@
             <w:r>
               <w:rPr>
                 <w:rFonts w:ascii="Courier New" w:hAnsi="Courier New"/>
+                <w:i/>
                 <w:color w:val="555555"/>
                 <w:sz w:val="16"/>
               </w:rPr>
@@ -11385,6 +12005,7 @@
             <w:r>
               <w:rPr>
                 <w:rFonts w:ascii="Courier New" w:hAnsi="Courier New"/>
+                <w:i/>
                 <w:color w:val="555555"/>
                 <w:sz w:val="16"/>
               </w:rPr>
@@ -11401,6 +12022,7 @@
             <w:r>
               <w:rPr>
                 <w:rFonts w:ascii="Courier New" w:hAnsi="Courier New"/>
+                <w:i/>
                 <w:color w:val="555555"/>
                 <w:sz w:val="16"/>
               </w:rPr>
@@ -11417,6 +12039,7 @@
             <w:r>
               <w:rPr>
                 <w:rFonts w:ascii="Courier New" w:hAnsi="Courier New"/>
+                <w:i/>
                 <w:color w:val="555555"/>
                 <w:sz w:val="16"/>
               </w:rPr>
@@ -11433,6 +12056,7 @@
             <w:r>
               <w:rPr>
                 <w:rFonts w:ascii="Courier New" w:hAnsi="Courier New"/>
+                <w:i/>
                 <w:color w:val="555555"/>
                 <w:sz w:val="16"/>
               </w:rPr>
@@ -11449,6 +12073,7 @@
             <w:r>
               <w:rPr>
                 <w:rFonts w:ascii="Courier New" w:hAnsi="Courier New"/>
+                <w:i/>
                 <w:color w:val="555555"/>
                 <w:sz w:val="16"/>
               </w:rPr>

--- a/book/docx-por-capitulo/capitulo-26-asistente-voz.docx
+++ b/book/docx-por-capitulo/capitulo-26-asistente-voz.docx
@@ -26,7 +26,7 @@
       <w:pPr>
         <w:pStyle w:val="Endure-Subhead"/>
         <w:keepNext/>
-        <w:spacing w:before="240" w:after="60"/>
+        <w:spacing w:before="240" w:after="60" w:line="240" w:lineRule="auto"/>
         <w:outlineLvl w:val="1"/>
       </w:pPr>
       <w:r>
@@ -39,7 +39,7 @@
     <w:p>
       <w:pPr>
         <w:pStyle w:val="Endure-FirstParagraphBodyText"/>
-        <w:spacing w:before="100" w:after="100"/>
+        <w:spacing w:before="100" w:after="100" w:line="240" w:lineRule="auto"/>
       </w:pPr>
       <w:r>
         <w:rPr>
@@ -51,7 +51,7 @@
     <w:p>
       <w:pPr>
         <w:pStyle w:val="Endure-ChapterBodyText"/>
-        <w:spacing w:before="100" w:after="100"/>
+        <w:spacing w:before="100" w:after="100" w:line="240" w:lineRule="auto"/>
       </w:pPr>
       <w:r>
         <w:rPr>
@@ -63,7 +63,7 @@
     <w:p>
       <w:pPr>
         <w:pStyle w:val="Endure-ChapterBodyText"/>
-        <w:spacing w:before="100" w:after="100"/>
+        <w:spacing w:before="100" w:after="100" w:line="240" w:lineRule="auto"/>
       </w:pPr>
       <w:r>
         <w:rPr>
@@ -125,7 +125,7 @@
     <w:p>
       <w:pPr>
         <w:pStyle w:val="Endure-ChapterBodyText"/>
-        <w:spacing w:before="100" w:after="100"/>
+        <w:spacing w:before="100" w:after="100" w:line="240" w:lineRule="auto"/>
       </w:pPr>
       <w:r>
         <w:rPr>
@@ -144,7 +144,7 @@
     <w:p>
       <w:pPr>
         <w:pStyle w:val="Endure-ChapterBodyText"/>
-        <w:spacing w:before="100" w:after="100"/>
+        <w:spacing w:before="100" w:after="100" w:line="240" w:lineRule="auto"/>
       </w:pPr>
       <w:r>
         <w:rPr>
@@ -157,7 +157,7 @@
     <w:p>
       <w:pPr>
         <w:pStyle w:val="Endure-ChapterBodyText"/>
-        <w:spacing w:before="40" w:after="40"/>
+        <w:spacing w:before="40" w:after="40" w:line="240" w:lineRule="auto"/>
         <w:ind w:left="360" w:hanging="216"/>
       </w:pPr>
       <w:r>
@@ -176,7 +176,7 @@
     <w:p>
       <w:pPr>
         <w:pStyle w:val="Endure-ChapterBodyText"/>
-        <w:spacing w:before="40" w:after="40"/>
+        <w:spacing w:before="40" w:after="40" w:line="240" w:lineRule="auto"/>
         <w:ind w:left="360" w:hanging="216"/>
       </w:pPr>
       <w:r>
@@ -208,7 +208,7 @@
     <w:p>
       <w:pPr>
         <w:pStyle w:val="Endure-ChapterBodyText"/>
-        <w:spacing w:before="40" w:after="40"/>
+        <w:spacing w:before="40" w:after="40" w:line="240" w:lineRule="auto"/>
         <w:ind w:left="360" w:hanging="216"/>
       </w:pPr>
       <w:r>
@@ -227,7 +227,7 @@
     <w:p>
       <w:pPr>
         <w:pStyle w:val="Endure-ChapterBodyText"/>
-        <w:spacing w:before="40" w:after="40"/>
+        <w:spacing w:before="40" w:after="40" w:line="240" w:lineRule="auto"/>
         <w:ind w:left="360" w:hanging="216"/>
       </w:pPr>
       <w:r>
@@ -251,7 +251,7 @@
     <w:p>
       <w:pPr>
         <w:pStyle w:val="Endure-ChapterBodyText"/>
-        <w:spacing w:before="100" w:after="100"/>
+        <w:spacing w:before="100" w:after="100" w:line="240" w:lineRule="auto"/>
       </w:pPr>
       <w:r>
         <w:rPr>
@@ -264,7 +264,7 @@
     <w:p>
       <w:pPr>
         <w:pStyle w:val="Endure-ChapterBodyText"/>
-        <w:spacing w:before="40" w:after="40"/>
+        <w:spacing w:before="40" w:after="40" w:line="240" w:lineRule="auto"/>
         <w:ind w:left="360" w:hanging="216"/>
       </w:pPr>
       <w:r>
@@ -283,7 +283,7 @@
     <w:p>
       <w:pPr>
         <w:pStyle w:val="Endure-ChapterBodyText"/>
-        <w:spacing w:before="40" w:after="40"/>
+        <w:spacing w:before="40" w:after="40" w:line="240" w:lineRule="auto"/>
         <w:ind w:left="360" w:hanging="216"/>
       </w:pPr>
       <w:r>
@@ -302,7 +302,7 @@
     <w:p>
       <w:pPr>
         <w:pStyle w:val="Endure-ChapterBodyText"/>
-        <w:spacing w:before="40" w:after="40"/>
+        <w:spacing w:before="40" w:after="40" w:line="240" w:lineRule="auto"/>
         <w:ind w:left="360" w:hanging="216"/>
       </w:pPr>
       <w:r>
@@ -321,7 +321,7 @@
     <w:p>
       <w:pPr>
         <w:pStyle w:val="Endure-ChapterBodyText"/>
-        <w:spacing w:before="40" w:after="40"/>
+        <w:spacing w:before="40" w:after="40" w:line="240" w:lineRule="auto"/>
         <w:ind w:left="360" w:hanging="216"/>
       </w:pPr>
       <w:r>
@@ -365,7 +365,7 @@
     <w:p>
       <w:pPr>
         <w:pStyle w:val="Endure-ChapterBodyText"/>
-        <w:spacing w:before="100" w:after="100"/>
+        <w:spacing w:before="100" w:after="100" w:line="240" w:lineRule="auto"/>
       </w:pPr>
       <w:r>
         <w:rPr>
@@ -385,14 +385,14 @@
       <w:pPr>
         <w:pStyle w:val="Endure-Subhead"/>
         <w:keepNext/>
-        <w:spacing w:before="240" w:after="60"/>
+        <w:spacing w:before="240" w:after="60" w:line="240" w:lineRule="auto"/>
         <w:outlineLvl w:val="1"/>
       </w:pPr>
       <w:r>
         <w:rPr>
           <w:sz w:val="24"/>
         </w:rPr>
-        <w:t>24.1 Prerrequisito — Verificación de Hardware de Audio</w:t>
+        <w:t>26.1 Prerrequisito — Verificación de Hardware de Audio</w:t>
       </w:r>
     </w:p>
     <w:tbl>
@@ -812,14 +812,14 @@
       <w:pPr>
         <w:pStyle w:val="Endure-Subhead"/>
         <w:keepNext/>
-        <w:spacing w:before="240" w:after="60"/>
+        <w:spacing w:before="240" w:after="60" w:line="240" w:lineRule="auto"/>
         <w:outlineLvl w:val="1"/>
       </w:pPr>
       <w:r>
         <w:rPr>
           <w:sz w:val="24"/>
         </w:rPr>
-        <w:t>24.2 Prerrequisito — Iniciar los Servicios</w:t>
+        <w:t>26.2 Prerrequisito — Iniciar los Servicios</w:t>
       </w:r>
     </w:p>
     <w:tbl>
@@ -1405,14 +1405,14 @@
       <w:pPr>
         <w:pStyle w:val="Endure-Subhead"/>
         <w:keepNext/>
-        <w:spacing w:before="240" w:after="60"/>
+        <w:spacing w:before="240" w:after="60" w:line="240" w:lineRule="auto"/>
         <w:outlineLvl w:val="1"/>
       </w:pPr>
       <w:r>
         <w:rPr>
           <w:sz w:val="24"/>
         </w:rPr>
-        <w:t>24.3 Módulo VAD — Detección de Actividad de Voz</w:t>
+        <w:t>26.3 Módulo VAD — Detección de Actividad de Voz</w:t>
       </w:r>
     </w:p>
     <w:tbl>
@@ -3147,14 +3147,14 @@
       <w:pPr>
         <w:pStyle w:val="Endure-Subhead"/>
         <w:keepNext/>
-        <w:spacing w:before="240" w:after="60"/>
+        <w:spacing w:before="240" w:after="60" w:line="240" w:lineRule="auto"/>
         <w:outlineLvl w:val="1"/>
       </w:pPr>
       <w:r>
         <w:rPr>
           <w:sz w:val="24"/>
         </w:rPr>
-        <w:t>24.4 Módulo STT — Speech-to-Text</w:t>
+        <w:t>26.4 Módulo STT — Speech-to-Text</w:t>
       </w:r>
     </w:p>
     <w:tbl>
@@ -4156,14 +4156,14 @@
       <w:pPr>
         <w:pStyle w:val="Endure-Subhead"/>
         <w:keepNext/>
-        <w:spacing w:before="240" w:after="60"/>
+        <w:spacing w:before="240" w:after="60" w:line="240" w:lineRule="auto"/>
         <w:outlineLvl w:val="1"/>
       </w:pPr>
       <w:r>
         <w:rPr>
           <w:sz w:val="24"/>
         </w:rPr>
-        <w:t>24.5 Módulo LLM — Procesamiento de Lenguaje Natural</w:t>
+        <w:t>26.5 Módulo LLM — Procesamiento de Lenguaje Natural</w:t>
       </w:r>
     </w:p>
     <w:tbl>
@@ -5161,14 +5161,14 @@
       <w:pPr>
         <w:pStyle w:val="Endure-Subhead"/>
         <w:keepNext/>
-        <w:spacing w:before="240" w:after="60"/>
+        <w:spacing w:before="240" w:after="60" w:line="240" w:lineRule="auto"/>
         <w:outlineLvl w:val="1"/>
       </w:pPr>
       <w:r>
         <w:rPr>
           <w:sz w:val="24"/>
         </w:rPr>
-        <w:t>24.6 Módulo TTS — Texto a Voz</w:t>
+        <w:t>26.6 Módulo TTS — Texto a Voz</w:t>
       </w:r>
     </w:p>
     <w:tbl>
@@ -6357,14 +6357,14 @@
       <w:pPr>
         <w:pStyle w:val="Endure-Subhead"/>
         <w:keepNext/>
-        <w:spacing w:before="240" w:after="60"/>
+        <w:spacing w:before="240" w:after="60" w:line="240" w:lineRule="auto"/>
         <w:outlineLvl w:val="1"/>
       </w:pPr>
       <w:r>
         <w:rPr>
           <w:sz w:val="24"/>
         </w:rPr>
-        <w:t>24.7 Orquestador Principal del Asistente</w:t>
+        <w:t>26.7 Orquestador Principal del Asistente</w:t>
       </w:r>
     </w:p>
     <w:tbl>
@@ -8455,14 +8455,14 @@
       <w:pPr>
         <w:pStyle w:val="Endure-Subhead"/>
         <w:keepNext/>
-        <w:spacing w:before="240" w:after="60"/>
+        <w:spacing w:before="240" w:after="60" w:line="240" w:lineRule="auto"/>
         <w:outlineLvl w:val="1"/>
       </w:pPr>
       <w:r>
         <w:rPr>
           <w:sz w:val="24"/>
         </w:rPr>
-        <w:t>24.8 Benchmarking de Latencia</w:t>
+        <w:t>26.8 Benchmarking de Latencia</w:t>
       </w:r>
     </w:p>
     <w:tbl>
@@ -9299,14 +9299,14 @@
       <w:pPr>
         <w:pStyle w:val="Endure-Subhead"/>
         <w:keepNext/>
-        <w:spacing w:before="240" w:after="60"/>
+        <w:spacing w:before="240" w:after="60" w:line="240" w:lineRule="auto"/>
         <w:outlineLvl w:val="1"/>
       </w:pPr>
       <w:r>
         <w:rPr>
           <w:sz w:val="24"/>
         </w:rPr>
-        <w:t>24.9 Limpieza Post-Pipeline</w:t>
+        <w:t>26.9 Limpieza Post-Pipeline</w:t>
       </w:r>
     </w:p>
     <w:tbl>
@@ -9507,14 +9507,14 @@
       <w:pPr>
         <w:pStyle w:val="Endure-Subhead"/>
         <w:keepNext/>
-        <w:spacing w:before="240" w:after="60"/>
+        <w:spacing w:before="240" w:after="60" w:line="240" w:lineRule="auto"/>
         <w:outlineLvl w:val="1"/>
       </w:pPr>
       <w:r>
         <w:rPr>
           <w:sz w:val="24"/>
         </w:rPr>
-        <w:t>24.10 Verificación Final</w:t>
+        <w:t>26.10 Verificación Final</w:t>
       </w:r>
     </w:p>
     <w:tbl>
@@ -9953,34 +9953,34 @@
       <w:pPr>
         <w:pStyle w:val="Endure-Subhead"/>
         <w:keepNext/>
-        <w:spacing w:before="240" w:after="60"/>
+        <w:spacing w:before="240" w:after="60" w:line="240" w:lineRule="auto"/>
         <w:outlineLvl w:val="1"/>
       </w:pPr>
       <w:r>
         <w:rPr>
           <w:sz w:val="24"/>
         </w:rPr>
-        <w:t>24.11 Escalabilidad y Extensiones</w:t>
+        <w:t>26.11 Escalabilidad y Extensiones</w:t>
       </w:r>
     </w:p>
     <w:p>
       <w:pPr>
         <w:pStyle w:val="Endure-Subhead"/>
         <w:keepNext/>
-        <w:spacing w:before="160" w:after="60"/>
+        <w:spacing w:before="160" w:after="60" w:line="240" w:lineRule="auto"/>
         <w:outlineLvl w:val="2"/>
       </w:pPr>
       <w:r>
         <w:rPr>
           <w:sz w:val="22"/>
         </w:rPr>
-        <w:t>24.11.1 Canal de Texto vía Telegram como Fallback</w:t>
+        <w:t>26.11.1 Canal de Texto vía Telegram como Fallback</w:t>
       </w:r>
     </w:p>
     <w:p>
       <w:pPr>
         <w:pStyle w:val="Endure-FirstParagraphBodyText"/>
-        <w:spacing w:before="100" w:after="100"/>
+        <w:spacing w:before="100" w:after="100" w:line="240" w:lineRule="auto"/>
       </w:pPr>
       <w:r>
         <w:rPr>
@@ -9992,7 +9992,7 @@
     <w:p>
       <w:pPr>
         <w:pStyle w:val="Endure-ChapterBodyText"/>
-        <w:spacing w:before="100" w:after="100"/>
+        <w:spacing w:before="100" w:after="100" w:line="240" w:lineRule="auto"/>
       </w:pPr>
       <w:r>
         <w:rPr>
@@ -10440,7 +10440,7 @@
     <w:p>
       <w:pPr>
         <w:pStyle w:val="Endure-ChapterBodyText"/>
-        <w:spacing w:before="100" w:after="100"/>
+        <w:spacing w:before="100" w:after="100" w:line="240" w:lineRule="auto"/>
       </w:pPr>
       <w:r>
         <w:rPr>
@@ -10620,20 +10620,20 @@
       <w:pPr>
         <w:pStyle w:val="Endure-Subhead"/>
         <w:keepNext/>
-        <w:spacing w:before="160" w:after="60"/>
+        <w:spacing w:before="160" w:after="60" w:line="240" w:lineRule="auto"/>
         <w:outlineLvl w:val="2"/>
       </w:pPr>
       <w:r>
         <w:rPr>
           <w:sz w:val="22"/>
         </w:rPr>
-        <w:t>24.11.2 Modo Mixto con OpenRouter</w:t>
+        <w:t>26.11.2 Modo Mixto con OpenRouter</w:t>
       </w:r>
     </w:p>
     <w:p>
       <w:pPr>
         <w:pStyle w:val="Endure-FirstParagraphBodyText"/>
-        <w:spacing w:before="100" w:after="100"/>
+        <w:spacing w:before="100" w:after="100" w:line="240" w:lineRule="auto"/>
       </w:pPr>
       <w:r>
         <w:rPr>
@@ -10900,20 +10900,20 @@
       <w:pPr>
         <w:pStyle w:val="Endure-Subhead"/>
         <w:keepNext/>
-        <w:spacing w:before="160" w:after="60"/>
+        <w:spacing w:before="160" w:after="60" w:line="240" w:lineRule="auto"/>
         <w:outlineLvl w:val="2"/>
       </w:pPr>
       <w:r>
         <w:rPr>
           <w:sz w:val="22"/>
         </w:rPr>
-        <w:t>24.11.3 Evaluación de Backend para Mínima Latencia</w:t>
+        <w:t>26.11.3 Evaluación de Backend para Mínima Latencia</w:t>
       </w:r>
     </w:p>
     <w:p>
       <w:pPr>
         <w:pStyle w:val="Endure-FirstParagraphBodyText"/>
-        <w:spacing w:before="100" w:after="100"/>
+        <w:spacing w:before="100" w:after="100" w:line="240" w:lineRule="auto"/>
       </w:pPr>
       <w:r>
         <w:rPr>
@@ -10960,7 +10960,7 @@
           </w:tcPr>
           <w:p>
             <w:pPr>
-              <w:spacing w:before="0" w:after="0"/>
+              <w:spacing w:before="0" w:after="0" w:line="240" w:lineRule="auto"/>
               <w:jc w:val="center"/>
             </w:pPr>
             <w:r>
@@ -10993,7 +10993,7 @@
           </w:tcPr>
           <w:p>
             <w:pPr>
-              <w:spacing w:before="0" w:after="0"/>
+              <w:spacing w:before="0" w:after="0" w:line="240" w:lineRule="auto"/>
               <w:jc w:val="center"/>
             </w:pPr>
             <w:r>
@@ -11026,7 +11026,7 @@
           </w:tcPr>
           <w:p>
             <w:pPr>
-              <w:spacing w:before="0" w:after="0"/>
+              <w:spacing w:before="0" w:after="0" w:line="240" w:lineRule="auto"/>
               <w:jc w:val="center"/>
             </w:pPr>
             <w:r>
@@ -11059,7 +11059,7 @@
           </w:tcPr>
           <w:p>
             <w:pPr>
-              <w:spacing w:before="0" w:after="0"/>
+              <w:spacing w:before="0" w:after="0" w:line="240" w:lineRule="auto"/>
               <w:jc w:val="center"/>
             </w:pPr>
             <w:r>
@@ -11092,7 +11092,7 @@
           </w:tcPr>
           <w:p>
             <w:pPr>
-              <w:spacing w:before="0" w:after="0"/>
+              <w:spacing w:before="0" w:after="0" w:line="240" w:lineRule="auto"/>
               <w:jc w:val="center"/>
             </w:pPr>
             <w:r>
@@ -11130,7 +11130,7 @@
           </w:tcPr>
           <w:p>
             <w:pPr>
-              <w:spacing w:before="0" w:after="0"/>
+              <w:spacing w:before="0" w:after="0" w:line="240" w:lineRule="auto"/>
               <w:jc w:val="center"/>
             </w:pPr>
             <w:r>
@@ -11161,7 +11161,7 @@
           </w:tcPr>
           <w:p>
             <w:pPr>
-              <w:spacing w:before="0" w:after="0"/>
+              <w:spacing w:before="0" w:after="0" w:line="240" w:lineRule="auto"/>
               <w:jc w:val="center"/>
             </w:pPr>
             <w:r>
@@ -11192,7 +11192,7 @@
           </w:tcPr>
           <w:p>
             <w:pPr>
-              <w:spacing w:before="0" w:after="0"/>
+              <w:spacing w:before="0" w:after="0" w:line="240" w:lineRule="auto"/>
               <w:jc w:val="center"/>
             </w:pPr>
             <w:r>
@@ -11223,7 +11223,7 @@
           </w:tcPr>
           <w:p>
             <w:pPr>
-              <w:spacing w:before="0" w:after="0"/>
+              <w:spacing w:before="0" w:after="0" w:line="240" w:lineRule="auto"/>
               <w:jc w:val="center"/>
             </w:pPr>
             <w:r>
@@ -11254,7 +11254,7 @@
           </w:tcPr>
           <w:p>
             <w:pPr>
-              <w:spacing w:before="0" w:after="0"/>
+              <w:spacing w:before="0" w:after="0" w:line="240" w:lineRule="auto"/>
               <w:jc w:val="center"/>
             </w:pPr>
             <w:r>
@@ -11290,7 +11290,7 @@
           </w:tcPr>
           <w:p>
             <w:pPr>
-              <w:spacing w:before="0" w:after="0"/>
+              <w:spacing w:before="0" w:after="0" w:line="240" w:lineRule="auto"/>
               <w:jc w:val="center"/>
             </w:pPr>
             <w:r>
@@ -11321,7 +11321,7 @@
           </w:tcPr>
           <w:p>
             <w:pPr>
-              <w:spacing w:before="0" w:after="0"/>
+              <w:spacing w:before="0" w:after="0" w:line="240" w:lineRule="auto"/>
               <w:jc w:val="center"/>
             </w:pPr>
             <w:r>
@@ -11352,7 +11352,7 @@
           </w:tcPr>
           <w:p>
             <w:pPr>
-              <w:spacing w:before="0" w:after="0"/>
+              <w:spacing w:before="0" w:after="0" w:line="240" w:lineRule="auto"/>
               <w:jc w:val="center"/>
             </w:pPr>
             <w:r>
@@ -11383,7 +11383,7 @@
           </w:tcPr>
           <w:p>
             <w:pPr>
-              <w:spacing w:before="0" w:after="0"/>
+              <w:spacing w:before="0" w:after="0" w:line="240" w:lineRule="auto"/>
               <w:jc w:val="center"/>
             </w:pPr>
             <w:r>
@@ -11414,7 +11414,7 @@
           </w:tcPr>
           <w:p>
             <w:pPr>
-              <w:spacing w:before="0" w:after="0"/>
+              <w:spacing w:before="0" w:after="0" w:line="240" w:lineRule="auto"/>
               <w:jc w:val="both"/>
             </w:pPr>
             <w:r>
@@ -11450,7 +11450,7 @@
           </w:tcPr>
           <w:p>
             <w:pPr>
-              <w:spacing w:before="0" w:after="0"/>
+              <w:spacing w:before="0" w:after="0" w:line="240" w:lineRule="auto"/>
               <w:jc w:val="center"/>
             </w:pPr>
             <w:r>
@@ -11481,7 +11481,7 @@
           </w:tcPr>
           <w:p>
             <w:pPr>
-              <w:spacing w:before="0" w:after="0"/>
+              <w:spacing w:before="0" w:after="0" w:line="240" w:lineRule="auto"/>
               <w:jc w:val="center"/>
             </w:pPr>
             <w:r>
@@ -11512,7 +11512,7 @@
           </w:tcPr>
           <w:p>
             <w:pPr>
-              <w:spacing w:before="0" w:after="0"/>
+              <w:spacing w:before="0" w:after="0" w:line="240" w:lineRule="auto"/>
               <w:jc w:val="center"/>
             </w:pPr>
             <w:r>
@@ -11543,7 +11543,7 @@
           </w:tcPr>
           <w:p>
             <w:pPr>
-              <w:spacing w:before="0" w:after="0"/>
+              <w:spacing w:before="0" w:after="0" w:line="240" w:lineRule="auto"/>
               <w:jc w:val="center"/>
             </w:pPr>
             <w:r>
@@ -11574,7 +11574,7 @@
           </w:tcPr>
           <w:p>
             <w:pPr>
-              <w:spacing w:before="0" w:after="0"/>
+              <w:spacing w:before="0" w:after="0" w:line="240" w:lineRule="auto"/>
               <w:jc w:val="both"/>
             </w:pPr>
             <w:r>
@@ -11610,7 +11610,7 @@
           </w:tcPr>
           <w:p>
             <w:pPr>
-              <w:spacing w:before="0" w:after="0"/>
+              <w:spacing w:before="0" w:after="0" w:line="240" w:lineRule="auto"/>
               <w:jc w:val="center"/>
             </w:pPr>
             <w:r>
@@ -11641,7 +11641,7 @@
           </w:tcPr>
           <w:p>
             <w:pPr>
-              <w:spacing w:before="0" w:after="0"/>
+              <w:spacing w:before="0" w:after="0" w:line="240" w:lineRule="auto"/>
               <w:jc w:val="center"/>
             </w:pPr>
             <w:r>
@@ -11672,7 +11672,7 @@
           </w:tcPr>
           <w:p>
             <w:pPr>
-              <w:spacing w:before="0" w:after="0"/>
+              <w:spacing w:before="0" w:after="0" w:line="240" w:lineRule="auto"/>
               <w:jc w:val="center"/>
             </w:pPr>
             <w:r>
@@ -11703,7 +11703,7 @@
           </w:tcPr>
           <w:p>
             <w:pPr>
-              <w:spacing w:before="0" w:after="0"/>
+              <w:spacing w:before="0" w:after="0" w:line="240" w:lineRule="auto"/>
               <w:jc w:val="center"/>
             </w:pPr>
             <w:r>
@@ -11734,7 +11734,7 @@
           </w:tcPr>
           <w:p>
             <w:pPr>
-              <w:spacing w:before="0" w:after="0"/>
+              <w:spacing w:before="0" w:after="0" w:line="240" w:lineRule="auto"/>
               <w:jc w:val="both"/>
             </w:pPr>
             <w:r>
@@ -11827,7 +11827,7 @@
     <w:p>
       <w:pPr>
         <w:pStyle w:val="Endure-ChapterBodyText"/>
-        <w:spacing w:before="100" w:after="100"/>
+        <w:spacing w:before="100" w:after="100" w:line="240" w:lineRule="auto"/>
       </w:pPr>
       <w:r>
         <w:rPr>
@@ -12191,6 +12191,11 @@
     </w:p>
     <w:sectPr>
       <w:footerReference w:type="first" r:id="rId43"/>
+      <w:headerReference w:type="default" r:id="rId46"/>
+      <w:footerReference w:type="default" r:id="rId47"/>
+      <w:headerReference w:type="even" r:id="rId48"/>
+      <w:footerReference w:type="even" r:id="rId49"/>
+      <w:headerReference w:type="first" r:id="rId50"/>
       <w:type w:val="nextColumn"/>
       <w:pgSz w:w="10080" w:h="14400"/>
       <w:pgMar w:top="794" w:right="851" w:bottom="794" w:left="1077" w:header="454" w:footer="454" w:gutter="0"/>
@@ -13431,6 +13436,26 @@
       </w:rPr>
       <w:fldChar w:fldCharType="end"/>
     </w:r>
+  </w:p>
+</w:ftr>
+</file>
+
+<file path=word/footer34.xml><?xml version="1.0" encoding="utf-8"?>
+<w:ftr xmlns:m="http://schemas.openxmlformats.org/officeDocument/2006/math" xmlns:mc="http://schemas.openxmlformats.org/markup-compatibility/2006" xmlns:mo="http://schemas.microsoft.com/office/mac/office/2008/main" xmlns:mv="urn:schemas-microsoft-com:mac:vml" xmlns:o="urn:schemas-microsoft-com:office:office" xmlns:r="http://schemas.openxmlformats.org/officeDocument/2006/relationships" xmlns:v="urn:schemas-microsoft-com:vml" xmlns:w10="urn:schemas-microsoft-com:office:word" xmlns:w14="http://schemas.microsoft.com/office/word/2010/wordml" xmlns:w="http://schemas.openxmlformats.org/wordprocessingml/2006/main" xmlns:wne="http://schemas.microsoft.com/office/word/2006/wordml" xmlns:wp14="http://schemas.microsoft.com/office/word/2010/wordprocessingDrawing" xmlns:wp="http://schemas.openxmlformats.org/drawingml/2006/wordprocessingDrawing" xmlns:wpc="http://schemas.microsoft.com/office/word/2010/wordprocessingCanvas" xmlns:wpg="http://schemas.microsoft.com/office/word/2010/wordprocessingGroup" xmlns:wpi="http://schemas.microsoft.com/office/word/2010/wordprocessingInk" xmlns:wps="http://schemas.microsoft.com/office/word/2010/wordprocessingShape" mc:Ignorable="w14 wp14">
+  <w:p>
+    <w:pPr>
+      <w:pStyle w:val="Footer"/>
+    </w:pPr>
+  </w:p>
+</w:ftr>
+</file>
+
+<file path=word/footer35.xml><?xml version="1.0" encoding="utf-8"?>
+<w:ftr xmlns:m="http://schemas.openxmlformats.org/officeDocument/2006/math" xmlns:mc="http://schemas.openxmlformats.org/markup-compatibility/2006" xmlns:mo="http://schemas.microsoft.com/office/mac/office/2008/main" xmlns:mv="urn:schemas-microsoft-com:mac:vml" xmlns:o="urn:schemas-microsoft-com:office:office" xmlns:r="http://schemas.openxmlformats.org/officeDocument/2006/relationships" xmlns:v="urn:schemas-microsoft-com:vml" xmlns:w10="urn:schemas-microsoft-com:office:word" xmlns:w14="http://schemas.microsoft.com/office/word/2010/wordml" xmlns:w="http://schemas.openxmlformats.org/wordprocessingml/2006/main" xmlns:wne="http://schemas.microsoft.com/office/word/2006/wordml" xmlns:wp14="http://schemas.microsoft.com/office/word/2010/wordprocessingDrawing" xmlns:wp="http://schemas.openxmlformats.org/drawingml/2006/wordprocessingDrawing" xmlns:wpc="http://schemas.microsoft.com/office/word/2010/wordprocessingCanvas" xmlns:wpg="http://schemas.microsoft.com/office/word/2010/wordprocessingGroup" xmlns:wpi="http://schemas.microsoft.com/office/word/2010/wordprocessingInk" xmlns:wps="http://schemas.microsoft.com/office/word/2010/wordprocessingShape" mc:Ignorable="w14 wp14">
+  <w:p>
+    <w:pPr>
+      <w:pStyle w:val="Footer"/>
+    </w:pPr>
   </w:p>
 </w:ftr>
 </file>
@@ -13692,6 +13717,36 @@
     <w:r>
       <w:t>TÍTULO DEL LIBRO</w:t>
     </w:r>
+  </w:p>
+</w:hdr>
+</file>
+
+<file path=word/header3.xml><?xml version="1.0" encoding="utf-8"?>
+<w:hdr xmlns:m="http://schemas.openxmlformats.org/officeDocument/2006/math" xmlns:mc="http://schemas.openxmlformats.org/markup-compatibility/2006" xmlns:mo="http://schemas.microsoft.com/office/mac/office/2008/main" xmlns:mv="urn:schemas-microsoft-com:mac:vml" xmlns:o="urn:schemas-microsoft-com:office:office" xmlns:r="http://schemas.openxmlformats.org/officeDocument/2006/relationships" xmlns:v="urn:schemas-microsoft-com:vml" xmlns:w10="urn:schemas-microsoft-com:office:word" xmlns:w14="http://schemas.microsoft.com/office/word/2010/wordml" xmlns:w="http://schemas.openxmlformats.org/wordprocessingml/2006/main" xmlns:wne="http://schemas.microsoft.com/office/word/2006/wordml" xmlns:wp14="http://schemas.microsoft.com/office/word/2010/wordprocessingDrawing" xmlns:wp="http://schemas.openxmlformats.org/drawingml/2006/wordprocessingDrawing" xmlns:wpc="http://schemas.microsoft.com/office/word/2010/wordprocessingCanvas" xmlns:wpg="http://schemas.microsoft.com/office/word/2010/wordprocessingGroup" xmlns:wpi="http://schemas.microsoft.com/office/word/2010/wordprocessingInk" xmlns:wps="http://schemas.microsoft.com/office/word/2010/wordprocessingShape" mc:Ignorable="w14 wp14">
+  <w:p>
+    <w:pPr>
+      <w:pStyle w:val="Header"/>
+    </w:pPr>
+  </w:p>
+</w:hdr>
+</file>
+
+<file path=word/header4.xml><?xml version="1.0" encoding="utf-8"?>
+<w:hdr xmlns:m="http://schemas.openxmlformats.org/officeDocument/2006/math" xmlns:mc="http://schemas.openxmlformats.org/markup-compatibility/2006" xmlns:mo="http://schemas.microsoft.com/office/mac/office/2008/main" xmlns:mv="urn:schemas-microsoft-com:mac:vml" xmlns:o="urn:schemas-microsoft-com:office:office" xmlns:r="http://schemas.openxmlformats.org/officeDocument/2006/relationships" xmlns:v="urn:schemas-microsoft-com:vml" xmlns:w10="urn:schemas-microsoft-com:office:word" xmlns:w14="http://schemas.microsoft.com/office/word/2010/wordml" xmlns:w="http://schemas.openxmlformats.org/wordprocessingml/2006/main" xmlns:wne="http://schemas.microsoft.com/office/word/2006/wordml" xmlns:wp14="http://schemas.microsoft.com/office/word/2010/wordprocessingDrawing" xmlns:wp="http://schemas.openxmlformats.org/drawingml/2006/wordprocessingDrawing" xmlns:wpc="http://schemas.microsoft.com/office/word/2010/wordprocessingCanvas" xmlns:wpg="http://schemas.microsoft.com/office/word/2010/wordprocessingGroup" xmlns:wpi="http://schemas.microsoft.com/office/word/2010/wordprocessingInk" xmlns:wps="http://schemas.microsoft.com/office/word/2010/wordprocessingShape" mc:Ignorable="w14 wp14">
+  <w:p>
+    <w:pPr>
+      <w:pStyle w:val="Header"/>
+    </w:pPr>
+  </w:p>
+</w:hdr>
+</file>
+
+<file path=word/header5.xml><?xml version="1.0" encoding="utf-8"?>
+<w:hdr xmlns:m="http://schemas.openxmlformats.org/officeDocument/2006/math" xmlns:mc="http://schemas.openxmlformats.org/markup-compatibility/2006" xmlns:mo="http://schemas.microsoft.com/office/mac/office/2008/main" xmlns:mv="urn:schemas-microsoft-com:mac:vml" xmlns:o="urn:schemas-microsoft-com:office:office" xmlns:r="http://schemas.openxmlformats.org/officeDocument/2006/relationships" xmlns:v="urn:schemas-microsoft-com:vml" xmlns:w10="urn:schemas-microsoft-com:office:word" xmlns:w14="http://schemas.microsoft.com/office/word/2010/wordml" xmlns:w="http://schemas.openxmlformats.org/wordprocessingml/2006/main" xmlns:wne="http://schemas.microsoft.com/office/word/2006/wordml" xmlns:wp14="http://schemas.microsoft.com/office/word/2010/wordprocessingDrawing" xmlns:wp="http://schemas.openxmlformats.org/drawingml/2006/wordprocessingDrawing" xmlns:wpc="http://schemas.microsoft.com/office/word/2010/wordprocessingCanvas" xmlns:wpg="http://schemas.microsoft.com/office/word/2010/wordprocessingGroup" xmlns:wpi="http://schemas.microsoft.com/office/word/2010/wordprocessingInk" xmlns:wps="http://schemas.microsoft.com/office/word/2010/wordprocessingShape" mc:Ignorable="w14 wp14">
+  <w:p>
+    <w:pPr>
+      <w:pStyle w:val="Header"/>
+    </w:pPr>
   </w:p>
 </w:hdr>
 </file>
